--- a/ADG/최종실습시험/03_ActiveDataGuard와_FarSync/03_ActiveDataGuard와_FarSync_문제지.docx
+++ b/ADG/최종실습시험/03_ActiveDataGuard와_FarSync/03_ActiveDataGuard와_FarSync_문제지.docx
@@ -38,33 +38,97 @@
           <w:b w:val="0"/>
           <w:sz w:val="20"/>
         </w:rPr>
-        <w:t>이 시험은 Active Data Guard 과정 9장~10장에서 다룬 실시간 조회와 DML 리다이렉션, 세션 수준 지연 제어, 그리고 Far Sync 인스턴스 구성과 원거리 무손실 전송을 다룬다. **옵션 라이선스가 필요한 두 장**이므로, 각 기능이 옵션의 영역인지 아닌지를 판정하는 것도 과제에 포함된다.</w:t>
-      </w:r>
-    </w:p>
-    <w:p>
-      <w:pPr>
-        <w:spacing w:before="0" w:after="80"/>
-      </w:pPr>
+        <w:t xml:space="preserve">이 시험은 Active Data Guard 과정 9장~10장에서 다룬 실시간 조회와 DML 리다이렉션, 세션 수준 지연 제어, 그리고 Far Sync 인스턴스 구성과 원거리 무손실 전송을 다룬다. </w:t>
+      </w:r>
       <w:r>
         <w:rPr>
           <w:rFonts w:ascii="맑은 고딕" w:hAnsi="맑은 고딕" w:eastAsia="맑은 고딕"/>
           <w:b w:val="0"/>
           <w:sz w:val="20"/>
         </w:rPr>
-        <w:t>Section 4·5 는 **Far Sync 인스턴스를 실제로 만들고 리두 경로를 바꾼다.** 모두 되돌릴 수 있는 범위이며 마지막 과제에서 원복한다. 데이터 파일이 없는 인스턴스이므로 삭제도 파일 몇 개를 지우는 것으로 끝난다.</w:t>
-      </w:r>
-    </w:p>
-    <w:p>
-      <w:pPr>
-        <w:spacing w:before="0" w:after="80"/>
-      </w:pPr>
+        <w:t xml:space="preserve">옵션 라이선스가 필요한 두 장</w:t>
+      </w:r>
       <w:r>
         <w:rPr>
           <w:rFonts w:ascii="맑은 고딕" w:hAnsi="맑은 고딕" w:eastAsia="맑은 고딕"/>
           <w:b w:val="0"/>
           <w:sz w:val="20"/>
         </w:rPr>
-        <w:t>모든 과제는 수행 명령과 함께 판정 근거를 요구한다. 채점 기준은 **"그 결과를 근거로 무엇을 판정했는가"**다. 오류를 재현하라는 과제에서는 **오류 번호를 그대로 기록**해야 하며, 번호 없이 "실패했다"고만 쓴 답안은 0점으로 처리한다.</w:t>
+        <w:t xml:space="preserve">이므로, 각 기능이 옵션의 영역인지 아닌지를 판정하는 것도 과제에 포함된다.</w:t>
+      </w:r>
+    </w:p>
+    <w:p>
+      <w:pPr>
+        <w:spacing w:before="0" w:after="80"/>
+      </w:pPr>
+      <w:r>
+        <w:rPr>
+          <w:rFonts w:ascii="맑은 고딕" w:hAnsi="맑은 고딕" w:eastAsia="맑은 고딕"/>
+          <w:b w:val="0"/>
+          <w:sz w:val="20"/>
+        </w:rPr>
+        <w:t xml:space="preserve">Section 4·5 는 </w:t>
+      </w:r>
+      <w:r>
+        <w:rPr>
+          <w:rFonts w:ascii="맑은 고딕" w:hAnsi="맑은 고딕" w:eastAsia="맑은 고딕"/>
+          <w:b w:val="0"/>
+          <w:sz w:val="20"/>
+        </w:rPr>
+        <w:t xml:space="preserve">Far Sync 인스턴스를 실제로 만들고 리두 경로를 바꾼다.</w:t>
+      </w:r>
+      <w:r>
+        <w:rPr>
+          <w:rFonts w:ascii="맑은 고딕" w:hAnsi="맑은 고딕" w:eastAsia="맑은 고딕"/>
+          <w:b w:val="0"/>
+          <w:sz w:val="20"/>
+        </w:rPr>
+        <w:t xml:space="preserve"> 모두 되돌릴 수 있는 범위이며 마지막 과제에서 원복한다. 데이터 파일이 없는 인스턴스이므로 삭제도 파일 몇 개를 지우는 것으로 끝난다.</w:t>
+      </w:r>
+    </w:p>
+    <w:p>
+      <w:pPr>
+        <w:spacing w:before="0" w:after="80"/>
+      </w:pPr>
+      <w:r>
+        <w:rPr>
+          <w:rFonts w:ascii="맑은 고딕" w:hAnsi="맑은 고딕" w:eastAsia="맑은 고딕"/>
+          <w:b w:val="0"/>
+          <w:sz w:val="20"/>
+        </w:rPr>
+        <w:t xml:space="preserve">모든 과제는 수행 명령과 함께 판정 근거를 요구한다. 채점 기준은 </w:t>
+      </w:r>
+      <w:r>
+        <w:rPr>
+          <w:rFonts w:ascii="맑은 고딕" w:hAnsi="맑은 고딕" w:eastAsia="맑은 고딕"/>
+          <w:b w:val="0"/>
+          <w:sz w:val="20"/>
+        </w:rPr>
+        <w:t xml:space="preserve">"그 결과를 근거로 무엇을 판정했는가"</w:t>
+      </w:r>
+      <w:r>
+        <w:rPr>
+          <w:rFonts w:ascii="맑은 고딕" w:hAnsi="맑은 고딕" w:eastAsia="맑은 고딕"/>
+          <w:b w:val="0"/>
+          <w:sz w:val="20"/>
+        </w:rPr>
+        <w:t xml:space="preserve">다. 오류를 재현하라는 과제에서는 </w:t>
+      </w:r>
+      <w:r>
+        <w:rPr>
+          <w:rFonts w:ascii="맑은 고딕" w:hAnsi="맑은 고딕" w:eastAsia="맑은 고딕"/>
+          <w:b w:val="0"/>
+          <w:sz w:val="20"/>
+        </w:rPr>
+        <w:t xml:space="preserve">오류 번호를 그대로 기록</w:t>
+      </w:r>
+      <w:r>
+        <w:rPr>
+          <w:rFonts w:ascii="맑은 고딕" w:hAnsi="맑은 고딕" w:eastAsia="맑은 고딕"/>
+          <w:b w:val="0"/>
+          <w:sz w:val="20"/>
+        </w:rPr>
+        <w:t xml:space="preserve">해야 하며, 번호 없이 "실패했다"고만 쓴 답안은 0점으로 처리한다.</w:t>
       </w:r>
     </w:p>
     <w:p>
@@ -275,7 +339,23 @@
                 <w:b w:val="0"/>
                 <w:sz w:val="19"/>
               </w:rPr>
-              <w:t>farsync-srv (172.16.225.62) — **아직 인스턴스가 없다.** Section 4 에서 만든다</w:t>
+              <w:t xml:space="preserve">farsync-srv (172.16.225.62) — </w:t>
+            </w:r>
+            <w:r>
+              <w:rPr>
+                <w:rFonts w:ascii="맑은 고딕" w:hAnsi="맑은 고딕" w:eastAsia="맑은 고딕"/>
+                <w:b w:val="0"/>
+                <w:sz w:val="19"/>
+              </w:rPr>
+              <w:t xml:space="preserve">아직 인스턴스가 없다.</w:t>
+            </w:r>
+            <w:r>
+              <w:rPr>
+                <w:rFonts w:ascii="맑은 고딕" w:hAnsi="맑은 고딕" w:eastAsia="맑은 고딕"/>
+                <w:b w:val="0"/>
+                <w:sz w:val="19"/>
+              </w:rPr>
+              <w:t xml:space="preserve"> Section 4 에서 만든다</w:t>
             </w:r>
           </w:p>
         </w:tc>
@@ -427,7 +507,23 @@
                 <w:b w:val="0"/>
                 <w:sz w:val="19"/>
               </w:rPr>
-              <w:t>일반 사용자 하나를 PDB 에 만들어 쓴다. `SYS` 로는 되지 않는 과제가 있다</w:t>
+              <w:t xml:space="preserve">일반 사용자 하나를 PDB 에 만들어 쓴다. </w:t>
+            </w:r>
+            <w:r>
+              <w:rPr>
+                <w:rFonts w:ascii="Consolas" w:hAnsi="Consolas" w:eastAsia="맑은 고딕"/>
+                <w:b w:val="0"/>
+                <w:sz w:val="19"/>
+              </w:rPr>
+              <w:t xml:space="preserve">SYS</w:t>
+            </w:r>
+            <w:r>
+              <w:rPr>
+                <w:rFonts w:ascii="맑은 고딕" w:hAnsi="맑은 고딕" w:eastAsia="맑은 고딕"/>
+                <w:b w:val="0"/>
+                <w:sz w:val="19"/>
+              </w:rPr>
+              <w:t xml:space="preserve"> 로는 되지 않는 과제가 있다</w:t>
             </w:r>
           </w:p>
         </w:tc>
@@ -1194,49 +1290,39 @@
           <w:b w:val="0"/>
           <w:sz w:val="20"/>
         </w:rPr>
-        <w:t>- Section 2 의 4번은 **일반 사용자 계정**이 있어야 성립한다. `SYS` 로 시험하면 5번의 결과와 구분되지 않는다.</w:t>
-      </w:r>
-    </w:p>
-    <w:p>
-      <w:pPr>
-        <w:spacing w:before="0" w:after="40"/>
-        <w:ind w:left="403"/>
-      </w:pPr>
+        <w:t xml:space="preserve">- Section 2 의 4번은 </w:t>
+      </w:r>
       <w:r>
         <w:rPr>
           <w:rFonts w:ascii="맑은 고딕" w:hAnsi="맑은 고딕" w:eastAsia="맑은 고딕"/>
           <w:b w:val="0"/>
           <w:sz w:val="20"/>
         </w:rPr>
-        <w:t>- Section 3 의 7·8번도 같은 일반 사용자로 수행한다. `SYS` 로 하면 다른 오류가 난다.</w:t>
-      </w:r>
-    </w:p>
-    <w:p>
-      <w:pPr>
-        <w:spacing w:before="0" w:after="40"/>
-        <w:ind w:left="403"/>
-      </w:pPr>
+        <w:t xml:space="preserve">일반 사용자 계정</w:t>
+      </w:r>
       <w:r>
         <w:rPr>
           <w:rFonts w:ascii="맑은 고딕" w:hAnsi="맑은 고딕" w:eastAsia="맑은 고딕"/>
           <w:b w:val="0"/>
           <w:sz w:val="20"/>
         </w:rPr>
-        <w:t>- **Section 4 는 10 → 11 → 12 순서를 반드시 지킨다.** 컨트롤 파일 → SRL 실체 → 네트워크·경로 순이며 하나라도 건너뛰면 다음이 성립하지 않는다.</w:t>
-      </w:r>
-    </w:p>
-    <w:p>
-      <w:pPr>
-        <w:spacing w:before="0" w:after="40"/>
-        <w:ind w:left="403"/>
-      </w:pPr>
+        <w:t xml:space="preserve">이 있어야 성립한다. </w:t>
+      </w:r>
+      <w:r>
+        <w:rPr>
+          <w:rFonts w:ascii="Consolas" w:hAnsi="Consolas" w:eastAsia="맑은 고딕"/>
+          <w:b w:val="0"/>
+          <w:sz w:val="20"/>
+        </w:rPr>
+        <w:t xml:space="preserve">SYS</w:t>
+      </w:r>
       <w:r>
         <w:rPr>
           <w:rFonts w:ascii="맑은 고딕" w:hAnsi="맑은 고딕" w:eastAsia="맑은 고딕"/>
           <w:b w:val="0"/>
           <w:sz w:val="20"/>
         </w:rPr>
-        <w:t>- Section 5 의 13번은 12번에서 `SYNC AFFIRM` 이 걸려 있어야 가능하다.</w:t>
+        <w:t xml:space="preserve"> 로 시험하면 5번의 결과와 구분되지 않는다.</w:t>
       </w:r>
     </w:p>
     <w:p>
@@ -1250,7 +1336,105 @@
           <w:b w:val="0"/>
           <w:sz w:val="20"/>
         </w:rPr>
-        <w:t>- 16번에서 리두 경로를 원래대로 되돌린다. **이 과제를 하지 않으면 Far Sync 를 거치는 구성이 남는다.**</w:t>
+        <w:t xml:space="preserve">- Section 3 의 7·8번도 같은 일반 사용자로 수행한다. </w:t>
+      </w:r>
+      <w:r>
+        <w:rPr>
+          <w:rFonts w:ascii="Consolas" w:hAnsi="Consolas" w:eastAsia="맑은 고딕"/>
+          <w:b w:val="0"/>
+          <w:sz w:val="20"/>
+        </w:rPr>
+        <w:t xml:space="preserve">SYS</w:t>
+      </w:r>
+      <w:r>
+        <w:rPr>
+          <w:rFonts w:ascii="맑은 고딕" w:hAnsi="맑은 고딕" w:eastAsia="맑은 고딕"/>
+          <w:b w:val="0"/>
+          <w:sz w:val="20"/>
+        </w:rPr>
+        <w:t xml:space="preserve"> 로 하면 다른 오류가 난다.</w:t>
+      </w:r>
+    </w:p>
+    <w:p>
+      <w:pPr>
+        <w:spacing w:before="0" w:after="40"/>
+        <w:ind w:left="403"/>
+      </w:pPr>
+      <w:r>
+        <w:rPr>
+          <w:rFonts w:ascii="맑은 고딕" w:hAnsi="맑은 고딕" w:eastAsia="맑은 고딕"/>
+          <w:b w:val="0"/>
+          <w:sz w:val="20"/>
+        </w:rPr>
+        <w:t xml:space="preserve">- </w:t>
+      </w:r>
+      <w:r>
+        <w:rPr>
+          <w:rFonts w:ascii="맑은 고딕" w:hAnsi="맑은 고딕" w:eastAsia="맑은 고딕"/>
+          <w:b w:val="0"/>
+          <w:sz w:val="20"/>
+        </w:rPr>
+        <w:t xml:space="preserve">Section 4 는 10 → 11 → 12 순서를 반드시 지킨다.</w:t>
+      </w:r>
+      <w:r>
+        <w:rPr>
+          <w:rFonts w:ascii="맑은 고딕" w:hAnsi="맑은 고딕" w:eastAsia="맑은 고딕"/>
+          <w:b w:val="0"/>
+          <w:sz w:val="20"/>
+        </w:rPr>
+        <w:t xml:space="preserve"> 컨트롤 파일 → SRL 실체 → 네트워크·경로 순이며 하나라도 건너뛰면 다음이 성립하지 않는다.</w:t>
+      </w:r>
+    </w:p>
+    <w:p>
+      <w:pPr>
+        <w:spacing w:before="0" w:after="40"/>
+        <w:ind w:left="403"/>
+      </w:pPr>
+      <w:r>
+        <w:rPr>
+          <w:rFonts w:ascii="맑은 고딕" w:hAnsi="맑은 고딕" w:eastAsia="맑은 고딕"/>
+          <w:b w:val="0"/>
+          <w:sz w:val="20"/>
+        </w:rPr>
+        <w:t xml:space="preserve">- Section 5 의 13번은 12번에서 </w:t>
+      </w:r>
+      <w:r>
+        <w:rPr>
+          <w:rFonts w:ascii="Consolas" w:hAnsi="Consolas" w:eastAsia="맑은 고딕"/>
+          <w:b w:val="0"/>
+          <w:sz w:val="20"/>
+        </w:rPr>
+        <w:t xml:space="preserve">SYNC AFFIRM</w:t>
+      </w:r>
+      <w:r>
+        <w:rPr>
+          <w:rFonts w:ascii="맑은 고딕" w:hAnsi="맑은 고딕" w:eastAsia="맑은 고딕"/>
+          <w:b w:val="0"/>
+          <w:sz w:val="20"/>
+        </w:rPr>
+        <w:t xml:space="preserve"> 이 걸려 있어야 가능하다.</w:t>
+      </w:r>
+    </w:p>
+    <w:p>
+      <w:pPr>
+        <w:spacing w:before="0" w:after="40"/>
+        <w:ind w:left="403"/>
+      </w:pPr>
+      <w:r>
+        <w:rPr>
+          <w:rFonts w:ascii="맑은 고딕" w:hAnsi="맑은 고딕" w:eastAsia="맑은 고딕"/>
+          <w:b w:val="0"/>
+          <w:sz w:val="20"/>
+        </w:rPr>
+        <w:t xml:space="preserve">- 16번에서 리두 경로를 원래대로 되돌린다. </w:t>
+      </w:r>
+      <w:r>
+        <w:rPr>
+          <w:rFonts w:ascii="맑은 고딕" w:hAnsi="맑은 고딕" w:eastAsia="맑은 고딕"/>
+          <w:b w:val="0"/>
+          <w:sz w:val="20"/>
+        </w:rPr>
+        <w:t xml:space="preserve">이 과제를 하지 않으면 Far Sync 를 거치는 구성이 남는다.</w:t>
       </w:r>
     </w:p>
     <w:p>
@@ -1263,7 +1447,15 @@
           <w:b/>
           <w:sz w:val="19"/>
         </w:rPr>
-        <w:t>※ 이 시험의 모든 과제는 개인 실습 환경 전용이다. 세션 파라미터 변경, 보호 모드 상향, 리두 경로 전환, 새 인스턴스 생성이 포함되어 있으므로 운영 데이터베이스나 공용 서버에서는 절대 수행하지 않는다. **Maximum Protection 으로는 올리지 않는다.**</w:t>
+        <w:t xml:space="preserve">※ 이 시험의 모든 과제는 개인 실습 환경 전용이다. 세션 파라미터 변경, 보호 모드 상향, 리두 경로 전환, 새 인스턴스 생성이 포함되어 있으므로 운영 데이터베이스나 공용 서버에서는 절대 수행하지 않는다. </w:t>
+      </w:r>
+      <w:r>
+        <w:rPr>
+          <w:rFonts w:ascii="맑은 고딕" w:hAnsi="맑은 고딕" w:eastAsia="맑은 고딕"/>
+          <w:b/>
+          <w:sz w:val="19"/>
+        </w:rPr>
+        <w:t xml:space="preserve">Maximum Protection 으로는 올리지 않는다.</w:t>
       </w:r>
     </w:p>
     <w:p>
@@ -1316,35 +1508,39 @@
           <w:b w:val="0"/>
           <w:sz w:val="20"/>
         </w:rPr>
-        <w:t>- Standby 에서 ADG 의 표식이 되는 두 값을 조회할 것. 하나는 `V$DATABASE` 에, 하나는 `V$ARCHIVE_DEST_STATUS` 에 있다</w:t>
-      </w:r>
-    </w:p>
-    <w:p>
-      <w:pPr>
-        <w:spacing w:before="0" w:after="40"/>
-        <w:ind w:left="403"/>
-      </w:pPr>
+        <w:t xml:space="preserve">- Standby 에서 ADG 의 표식이 되는 두 값을 조회할 것. 하나는 </w:t>
+      </w:r>
+      <w:r>
+        <w:rPr>
+          <w:rFonts w:ascii="Consolas" w:hAnsi="Consolas" w:eastAsia="맑은 고딕"/>
+          <w:b w:val="0"/>
+          <w:sz w:val="20"/>
+        </w:rPr>
+        <w:t xml:space="preserve">V$DATABASE</w:t>
+      </w:r>
       <w:r>
         <w:rPr>
           <w:rFonts w:ascii="맑은 고딕" w:hAnsi="맑은 고딕" w:eastAsia="맑은 고딕"/>
           <w:b w:val="0"/>
           <w:sz w:val="20"/>
         </w:rPr>
-        <w:t>- Primary 쪽 `V$ARCHIVE_DEST_STATUS` 에서 Standby 를 가리키는 목적지의 `RECOVERY_MODE` 를 확인할 것. **문자열 끝에 무엇이 붙는지** 기록할 것</w:t>
-      </w:r>
-    </w:p>
-    <w:p>
-      <w:pPr>
-        <w:spacing w:before="0" w:after="40"/>
-        <w:ind w:left="403"/>
-      </w:pPr>
+        <w:t xml:space="preserve"> 에, 하나는 </w:t>
+      </w:r>
+      <w:r>
+        <w:rPr>
+          <w:rFonts w:ascii="Consolas" w:hAnsi="Consolas" w:eastAsia="맑은 고딕"/>
+          <w:b w:val="0"/>
+          <w:sz w:val="20"/>
+        </w:rPr>
+        <w:t xml:space="preserve">V$ARCHIVE_DEST_STATUS</w:t>
+      </w:r>
       <w:r>
         <w:rPr>
           <w:rFonts w:ascii="맑은 고딕" w:hAnsi="맑은 고딕" w:eastAsia="맑은 고딕"/>
           <w:b w:val="0"/>
           <w:sz w:val="20"/>
         </w:rPr>
-        <w:t>- 기능 사용 통계를 조회할 것. CDB 환경에서 `DBA_` 뷰가 비는 이유와 대안을 밝히고 실제 값을 제시할 것</w:t>
+        <w:t xml:space="preserve"> 에 있다</w:t>
       </w:r>
     </w:p>
     <w:p>
@@ -1358,35 +1554,159 @@
           <w:b w:val="0"/>
           <w:sz w:val="20"/>
         </w:rPr>
-        <w:t>- 옵션이 필요한 상태와 필요 없는 상태를 `OPEN_MODE` 값으로 구분할 것</w:t>
-      </w:r>
-    </w:p>
-    <w:p>
-      <w:pPr>
-        <w:spacing w:before="0" w:after="40"/>
-        <w:ind w:left="403"/>
-      </w:pPr>
+        <w:t xml:space="preserve">- Primary 쪽 </w:t>
+      </w:r>
+      <w:r>
+        <w:rPr>
+          <w:rFonts w:ascii="Consolas" w:hAnsi="Consolas" w:eastAsia="맑은 고딕"/>
+          <w:b w:val="0"/>
+          <w:sz w:val="20"/>
+        </w:rPr>
+        <w:t xml:space="preserve">V$ARCHIVE_DEST_STATUS</w:t>
+      </w:r>
       <w:r>
         <w:rPr>
           <w:rFonts w:ascii="맑은 고딕" w:hAnsi="맑은 고딕" w:eastAsia="맑은 고딕"/>
           <w:b w:val="0"/>
           <w:sz w:val="20"/>
         </w:rPr>
-        <w:t>- 이 환경이 지금 옵션을 쓰고 있는지 판정하고 근거가 된 값 하나를 지목할 것</w:t>
-      </w:r>
-    </w:p>
-    <w:p>
-      <w:pPr>
-        <w:spacing w:before="0" w:after="40"/>
-        <w:ind w:left="403"/>
-      </w:pPr>
+        <w:t xml:space="preserve"> 에서 Standby 를 가리키는 목적지의 </w:t>
+      </w:r>
+      <w:r>
+        <w:rPr>
+          <w:rFonts w:ascii="Consolas" w:hAnsi="Consolas" w:eastAsia="맑은 고딕"/>
+          <w:b w:val="0"/>
+          <w:sz w:val="20"/>
+        </w:rPr>
+        <w:t xml:space="preserve">RECOVERY_MODE</w:t>
+      </w:r>
       <w:r>
         <w:rPr>
           <w:rFonts w:ascii="맑은 고딕" w:hAnsi="맑은 고딕" w:eastAsia="맑은 고딕"/>
           <w:b w:val="0"/>
           <w:sz w:val="20"/>
         </w:rPr>
-        <w:t>- 이 값들을 **기준 상태**로 기록해 둘 것 (16번 원복 판정에 쓴다)</w:t>
+        <w:t xml:space="preserve"> 를 확인할 것. </w:t>
+      </w:r>
+      <w:r>
+        <w:rPr>
+          <w:rFonts w:ascii="맑은 고딕" w:hAnsi="맑은 고딕" w:eastAsia="맑은 고딕"/>
+          <w:b w:val="0"/>
+          <w:sz w:val="20"/>
+        </w:rPr>
+        <w:t xml:space="preserve">문자열 끝에 무엇이 붙는지</w:t>
+      </w:r>
+      <w:r>
+        <w:rPr>
+          <w:rFonts w:ascii="맑은 고딕" w:hAnsi="맑은 고딕" w:eastAsia="맑은 고딕"/>
+          <w:b w:val="0"/>
+          <w:sz w:val="20"/>
+        </w:rPr>
+        <w:t xml:space="preserve"> 기록할 것</w:t>
+      </w:r>
+    </w:p>
+    <w:p>
+      <w:pPr>
+        <w:spacing w:before="0" w:after="40"/>
+        <w:ind w:left="403"/>
+      </w:pPr>
+      <w:r>
+        <w:rPr>
+          <w:rFonts w:ascii="맑은 고딕" w:hAnsi="맑은 고딕" w:eastAsia="맑은 고딕"/>
+          <w:b w:val="0"/>
+          <w:sz w:val="20"/>
+        </w:rPr>
+        <w:t xml:space="preserve">- 기능 사용 통계를 조회할 것. CDB 환경에서 </w:t>
+      </w:r>
+      <w:r>
+        <w:rPr>
+          <w:rFonts w:ascii="Consolas" w:hAnsi="Consolas" w:eastAsia="맑은 고딕"/>
+          <w:b w:val="0"/>
+          <w:sz w:val="20"/>
+        </w:rPr>
+        <w:t xml:space="preserve">DBA_</w:t>
+      </w:r>
+      <w:r>
+        <w:rPr>
+          <w:rFonts w:ascii="맑은 고딕" w:hAnsi="맑은 고딕" w:eastAsia="맑은 고딕"/>
+          <w:b w:val="0"/>
+          <w:sz w:val="20"/>
+        </w:rPr>
+        <w:t xml:space="preserve"> 뷰가 비는 이유와 대안을 밝히고 실제 값을 제시할 것</w:t>
+      </w:r>
+    </w:p>
+    <w:p>
+      <w:pPr>
+        <w:spacing w:before="0" w:after="40"/>
+        <w:ind w:left="403"/>
+      </w:pPr>
+      <w:r>
+        <w:rPr>
+          <w:rFonts w:ascii="맑은 고딕" w:hAnsi="맑은 고딕" w:eastAsia="맑은 고딕"/>
+          <w:b w:val="0"/>
+          <w:sz w:val="20"/>
+        </w:rPr>
+        <w:t xml:space="preserve">- 옵션이 필요한 상태와 필요 없는 상태를 </w:t>
+      </w:r>
+      <w:r>
+        <w:rPr>
+          <w:rFonts w:ascii="Consolas" w:hAnsi="Consolas" w:eastAsia="맑은 고딕"/>
+          <w:b w:val="0"/>
+          <w:sz w:val="20"/>
+        </w:rPr>
+        <w:t xml:space="preserve">OPEN_MODE</w:t>
+      </w:r>
+      <w:r>
+        <w:rPr>
+          <w:rFonts w:ascii="맑은 고딕" w:hAnsi="맑은 고딕" w:eastAsia="맑은 고딕"/>
+          <w:b w:val="0"/>
+          <w:sz w:val="20"/>
+        </w:rPr>
+        <w:t xml:space="preserve"> 값으로 구분할 것</w:t>
+      </w:r>
+    </w:p>
+    <w:p>
+      <w:pPr>
+        <w:spacing w:before="0" w:after="40"/>
+        <w:ind w:left="403"/>
+      </w:pPr>
+      <w:r>
+        <w:rPr>
+          <w:rFonts w:ascii="맑은 고딕" w:hAnsi="맑은 고딕" w:eastAsia="맑은 고딕"/>
+          <w:b w:val="0"/>
+          <w:sz w:val="20"/>
+        </w:rPr>
+        <w:t>- 이 환경이 지금 옵션을 쓰고 있는지 판정하고 근거가 된 값 하나를 지목할 것</w:t>
+      </w:r>
+    </w:p>
+    <w:p>
+      <w:pPr>
+        <w:spacing w:before="0" w:after="40"/>
+        <w:ind w:left="403"/>
+      </w:pPr>
+      <w:r>
+        <w:rPr>
+          <w:rFonts w:ascii="맑은 고딕" w:hAnsi="맑은 고딕" w:eastAsia="맑은 고딕"/>
+          <w:b w:val="0"/>
+          <w:sz w:val="20"/>
+        </w:rPr>
+        <w:t xml:space="preserve">- 이 값들을 </w:t>
+      </w:r>
+      <w:r>
+        <w:rPr>
+          <w:rFonts w:ascii="맑은 고딕" w:hAnsi="맑은 고딕" w:eastAsia="맑은 고딕"/>
+          <w:b w:val="0"/>
+          <w:sz w:val="20"/>
+        </w:rPr>
+        <w:t xml:space="preserve">기준 상태</w:t>
+      </w:r>
+      <w:r>
+        <w:rPr>
+          <w:rFonts w:ascii="맑은 고딕" w:hAnsi="맑은 고딕" w:eastAsia="맑은 고딕"/>
+          <w:b w:val="0"/>
+          <w:sz w:val="20"/>
+        </w:rPr>
+        <w:t xml:space="preserve">로 기록해 둘 것 (16번 원복 판정에 쓴다)</w:t>
       </w:r>
     </w:p>
     <w:p>
@@ -1427,35 +1747,23 @@
           <w:b w:val="0"/>
           <w:sz w:val="20"/>
         </w:rPr>
-        <w:t>- **커밋하지 않은 행**을 하나 더 넣고 그 상태를 40초 이상 유지할 것. 세션을 유지하는 방법을 밝힐 것</w:t>
-      </w:r>
-    </w:p>
-    <w:p>
-      <w:pPr>
-        <w:spacing w:before="0" w:after="40"/>
-        <w:ind w:left="403"/>
-      </w:pPr>
+        <w:t xml:space="preserve">- </w:t>
+      </w:r>
       <w:r>
         <w:rPr>
           <w:rFonts w:ascii="맑은 고딕" w:hAnsi="맑은 고딕" w:eastAsia="맑은 고딕"/>
           <w:b w:val="0"/>
           <w:sz w:val="20"/>
         </w:rPr>
-        <w:t>- 그 사이 Standby 에서 조회해 결과를 제시할 것</w:t>
-      </w:r>
-    </w:p>
-    <w:p>
-      <w:pPr>
-        <w:spacing w:before="0" w:after="40"/>
-        <w:ind w:left="403"/>
-      </w:pPr>
+        <w:t xml:space="preserve">커밋하지 않은 행</w:t>
+      </w:r>
       <w:r>
         <w:rPr>
           <w:rFonts w:ascii="맑은 고딕" w:hAnsi="맑은 고딕" w:eastAsia="맑은 고딕"/>
           <w:b w:val="0"/>
           <w:sz w:val="20"/>
         </w:rPr>
-        <w:t>- Primary 세션을 롤백한 뒤 Standby 에서 다시 조회할 것. 결과가 같은지 확인할 것</w:t>
+        <w:t xml:space="preserve">을 하나 더 넣고 그 상태를 40초 이상 유지할 것. 세션을 유지하는 방법을 밝힐 것</w:t>
       </w:r>
     </w:p>
     <w:p>
@@ -1469,7 +1777,7 @@
           <w:b w:val="0"/>
           <w:sz w:val="20"/>
         </w:rPr>
-        <w:t>- Standby 는 리두를 적용하는 중이므로 데이터 블록에 미커밋 변경이 이미 반영되어 있을 수 있다. **그럼에도 조회 결과가 깨끗한 이유**를 설명할 것</w:t>
+        <w:t>- 그 사이 Standby 에서 조회해 결과를 제시할 것</w:t>
       </w:r>
     </w:p>
     <w:p>
@@ -1483,6 +1791,50 @@
           <w:b w:val="0"/>
           <w:sz w:val="20"/>
         </w:rPr>
+        <w:t>- Primary 세션을 롤백한 뒤 Standby 에서 다시 조회할 것. 결과가 같은지 확인할 것</w:t>
+      </w:r>
+    </w:p>
+    <w:p>
+      <w:pPr>
+        <w:spacing w:before="0" w:after="40"/>
+        <w:ind w:left="403"/>
+      </w:pPr>
+      <w:r>
+        <w:rPr>
+          <w:rFonts w:ascii="맑은 고딕" w:hAnsi="맑은 고딕" w:eastAsia="맑은 고딕"/>
+          <w:b w:val="0"/>
+          <w:sz w:val="20"/>
+        </w:rPr>
+        <w:t xml:space="preserve">- Standby 는 리두를 적용하는 중이므로 데이터 블록에 미커밋 변경이 이미 반영되어 있을 수 있다. </w:t>
+      </w:r>
+      <w:r>
+        <w:rPr>
+          <w:rFonts w:ascii="맑은 고딕" w:hAnsi="맑은 고딕" w:eastAsia="맑은 고딕"/>
+          <w:b w:val="0"/>
+          <w:sz w:val="20"/>
+        </w:rPr>
+        <w:t xml:space="preserve">그럼에도 조회 결과가 깨끗한 이유</w:t>
+      </w:r>
+      <w:r>
+        <w:rPr>
+          <w:rFonts w:ascii="맑은 고딕" w:hAnsi="맑은 고딕" w:eastAsia="맑은 고딕"/>
+          <w:b w:val="0"/>
+          <w:sz w:val="20"/>
+        </w:rPr>
+        <w:t xml:space="preserve">를 설명할 것</w:t>
+      </w:r>
+    </w:p>
+    <w:p>
+      <w:pPr>
+        <w:spacing w:before="0" w:after="40"/>
+        <w:ind w:left="403"/>
+      </w:pPr>
+      <w:r>
+        <w:rPr>
+          <w:rFonts w:ascii="맑은 고딕" w:hAnsi="맑은 고딕" w:eastAsia="맑은 고딕"/>
+          <w:b w:val="0"/>
+          <w:sz w:val="20"/>
+        </w:rPr>
         <w:t>- 이 측정을 SQL*Plus 스크립트로 짤 때 빠지기 쉬운 함정 한 가지를 들고, 그것이 어떤 잘못된 결론을 만드는지 서술할 것</w:t>
       </w:r>
     </w:p>
@@ -1510,35 +1862,39 @@
           <w:b w:val="0"/>
           <w:sz w:val="20"/>
         </w:rPr>
-        <w:t>- `INSERT`·`UPDATE`·DDL 을 각각 시도해 오류 번호를 기록할 것. 세 경우가 같은 번호인지 확인할 것</w:t>
-      </w:r>
-    </w:p>
-    <w:p>
-      <w:pPr>
-        <w:spacing w:before="0" w:after="40"/>
-        <w:ind w:left="403"/>
-      </w:pPr>
+        <w:t xml:space="preserve">- </w:t>
+      </w:r>
+      <w:r>
+        <w:rPr>
+          <w:rFonts w:ascii="Consolas" w:hAnsi="Consolas" w:eastAsia="맑은 고딕"/>
+          <w:b w:val="0"/>
+          <w:sz w:val="20"/>
+        </w:rPr>
+        <w:t xml:space="preserve">INSERT</w:t>
+      </w:r>
       <w:r>
         <w:rPr>
           <w:rFonts w:ascii="맑은 고딕" w:hAnsi="맑은 고딕" w:eastAsia="맑은 고딕"/>
           <w:b w:val="0"/>
           <w:sz w:val="20"/>
         </w:rPr>
-        <w:t>- **되는 것**을 네 가지 이상 실측할 것 — 대량 정렬(임시 세그먼트 사용량을 함께 제시), `EXPLAIN PLAN`, 전역 임시 테이블에 대한 DML, 시퀀스</w:t>
-      </w:r>
-    </w:p>
-    <w:p>
-      <w:pPr>
-        <w:spacing w:before="0" w:after="40"/>
-        <w:ind w:left="403"/>
-      </w:pPr>
+        <w:t xml:space="preserve">·</w:t>
+      </w:r>
+      <w:r>
+        <w:rPr>
+          <w:rFonts w:ascii="Consolas" w:hAnsi="Consolas" w:eastAsia="맑은 고딕"/>
+          <w:b w:val="0"/>
+          <w:sz w:val="20"/>
+        </w:rPr>
+        <w:t xml:space="preserve">UPDATE</w:t>
+      </w:r>
       <w:r>
         <w:rPr>
           <w:rFonts w:ascii="맑은 고딕" w:hAnsi="맑은 고딕" w:eastAsia="맑은 고딕"/>
           <w:b w:val="0"/>
           <w:sz w:val="20"/>
         </w:rPr>
-        <w:t>- 시퀀스를 Primary 와 Standby 에서 각각 뽑아 값을 비교할 것. **값이 연속되지 않는 것**을 확인하고 그 이유와 실무적 함의를 서술할 것</w:t>
+        <w:t xml:space="preserve">·DDL 을 각각 시도해 오류 번호를 기록할 것. 세 경우가 같은 번호인지 확인할 것</w:t>
       </w:r>
     </w:p>
     <w:p>
@@ -1552,35 +1908,143 @@
           <w:b w:val="0"/>
           <w:sz w:val="20"/>
         </w:rPr>
-        <w:t>- 관리 작업 두 가지를 시도할 것 — 통계 수집과 AWR 스냅샷. 두 오류 번호가 다른 이유와, **오류 스택의 길이가 무엇을 말해 주는지** 서술할 것</w:t>
-      </w:r>
-    </w:p>
-    <w:p>
-      <w:pPr>
-        <w:spacing w:before="0" w:after="40"/>
-        <w:ind w:left="403"/>
-      </w:pPr>
+        <w:t xml:space="preserve">- </w:t>
+      </w:r>
       <w:r>
         <w:rPr>
           <w:rFonts w:ascii="맑은 고딕" w:hAnsi="맑은 고딕" w:eastAsia="맑은 고딕"/>
           <w:b w:val="0"/>
           <w:sz w:val="20"/>
         </w:rPr>
-        <w:t>- 긴 PL/SQL 오류 스택에서 진짜 원인을 찾는 규칙을 한 문장으로 정리할 것</w:t>
-      </w:r>
-    </w:p>
-    <w:p>
-      <w:pPr>
-        <w:spacing w:before="0" w:after="40"/>
-        <w:ind w:left="403"/>
-      </w:pPr>
+        <w:t xml:space="preserve">되는 것</w:t>
+      </w:r>
       <w:r>
         <w:rPr>
           <w:rFonts w:ascii="맑은 고딕" w:hAnsi="맑은 고딕" w:eastAsia="맑은 고딕"/>
           <w:b w:val="0"/>
           <w:sz w:val="20"/>
         </w:rPr>
-        <w:t>- 되는 것과 안 되는 것을 가르는 **하나의 기준**을 제시할 것</w:t>
+        <w:t xml:space="preserve">을 네 가지 이상 실측할 것 — 대량 정렬(임시 세그먼트 사용량을 함께 제시), </w:t>
+      </w:r>
+      <w:r>
+        <w:rPr>
+          <w:rFonts w:ascii="Consolas" w:hAnsi="Consolas" w:eastAsia="맑은 고딕"/>
+          <w:b w:val="0"/>
+          <w:sz w:val="20"/>
+        </w:rPr>
+        <w:t xml:space="preserve">EXPLAIN PLAN</w:t>
+      </w:r>
+      <w:r>
+        <w:rPr>
+          <w:rFonts w:ascii="맑은 고딕" w:hAnsi="맑은 고딕" w:eastAsia="맑은 고딕"/>
+          <w:b w:val="0"/>
+          <w:sz w:val="20"/>
+        </w:rPr>
+        <w:t xml:space="preserve">, 전역 임시 테이블에 대한 DML, 시퀀스</w:t>
+      </w:r>
+    </w:p>
+    <w:p>
+      <w:pPr>
+        <w:spacing w:before="0" w:after="40"/>
+        <w:ind w:left="403"/>
+      </w:pPr>
+      <w:r>
+        <w:rPr>
+          <w:rFonts w:ascii="맑은 고딕" w:hAnsi="맑은 고딕" w:eastAsia="맑은 고딕"/>
+          <w:b w:val="0"/>
+          <w:sz w:val="20"/>
+        </w:rPr>
+        <w:t xml:space="preserve">- 시퀀스를 Primary 와 Standby 에서 각각 뽑아 값을 비교할 것. </w:t>
+      </w:r>
+      <w:r>
+        <w:rPr>
+          <w:rFonts w:ascii="맑은 고딕" w:hAnsi="맑은 고딕" w:eastAsia="맑은 고딕"/>
+          <w:b w:val="0"/>
+          <w:sz w:val="20"/>
+        </w:rPr>
+        <w:t xml:space="preserve">값이 연속되지 않는 것</w:t>
+      </w:r>
+      <w:r>
+        <w:rPr>
+          <w:rFonts w:ascii="맑은 고딕" w:hAnsi="맑은 고딕" w:eastAsia="맑은 고딕"/>
+          <w:b w:val="0"/>
+          <w:sz w:val="20"/>
+        </w:rPr>
+        <w:t xml:space="preserve">을 확인하고 그 이유와 실무적 함의를 서술할 것</w:t>
+      </w:r>
+    </w:p>
+    <w:p>
+      <w:pPr>
+        <w:spacing w:before="0" w:after="40"/>
+        <w:ind w:left="403"/>
+      </w:pPr>
+      <w:r>
+        <w:rPr>
+          <w:rFonts w:ascii="맑은 고딕" w:hAnsi="맑은 고딕" w:eastAsia="맑은 고딕"/>
+          <w:b w:val="0"/>
+          <w:sz w:val="20"/>
+        </w:rPr>
+        <w:t xml:space="preserve">- 관리 작업 두 가지를 시도할 것 — 통계 수집과 AWR 스냅샷. 두 오류 번호가 다른 이유와, </w:t>
+      </w:r>
+      <w:r>
+        <w:rPr>
+          <w:rFonts w:ascii="맑은 고딕" w:hAnsi="맑은 고딕" w:eastAsia="맑은 고딕"/>
+          <w:b w:val="0"/>
+          <w:sz w:val="20"/>
+        </w:rPr>
+        <w:t xml:space="preserve">오류 스택의 길이가 무엇을 말해 주는지</w:t>
+      </w:r>
+      <w:r>
+        <w:rPr>
+          <w:rFonts w:ascii="맑은 고딕" w:hAnsi="맑은 고딕" w:eastAsia="맑은 고딕"/>
+          <w:b w:val="0"/>
+          <w:sz w:val="20"/>
+        </w:rPr>
+        <w:t xml:space="preserve"> 서술할 것</w:t>
+      </w:r>
+    </w:p>
+    <w:p>
+      <w:pPr>
+        <w:spacing w:before="0" w:after="40"/>
+        <w:ind w:left="403"/>
+      </w:pPr>
+      <w:r>
+        <w:rPr>
+          <w:rFonts w:ascii="맑은 고딕" w:hAnsi="맑은 고딕" w:eastAsia="맑은 고딕"/>
+          <w:b w:val="0"/>
+          <w:sz w:val="20"/>
+        </w:rPr>
+        <w:t>- 긴 PL/SQL 오류 스택에서 진짜 원인을 찾는 규칙을 한 문장으로 정리할 것</w:t>
+      </w:r>
+    </w:p>
+    <w:p>
+      <w:pPr>
+        <w:spacing w:before="0" w:after="40"/>
+        <w:ind w:left="403"/>
+      </w:pPr>
+      <w:r>
+        <w:rPr>
+          <w:rFonts w:ascii="맑은 고딕" w:hAnsi="맑은 고딕" w:eastAsia="맑은 고딕"/>
+          <w:b w:val="0"/>
+          <w:sz w:val="20"/>
+        </w:rPr>
+        <w:t xml:space="preserve">- 되는 것과 안 되는 것을 가르는 </w:t>
+      </w:r>
+      <w:r>
+        <w:rPr>
+          <w:rFonts w:ascii="맑은 고딕" w:hAnsi="맑은 고딕" w:eastAsia="맑은 고딕"/>
+          <w:b w:val="0"/>
+          <w:sz w:val="20"/>
+        </w:rPr>
+        <w:t xml:space="preserve">하나의 기준</w:t>
+      </w:r>
+      <w:r>
+        <w:rPr>
+          <w:rFonts w:ascii="맑은 고딕" w:hAnsi="맑은 고딕" w:eastAsia="맑은 고딕"/>
+          <w:b w:val="0"/>
+          <w:sz w:val="20"/>
+        </w:rPr>
+        <w:t xml:space="preserve">을 제시할 것</w:t>
       </w:r>
     </w:p>
     <w:tbl>
@@ -1643,7 +2107,23 @@
           <w:b w:val="0"/>
           <w:sz w:val="20"/>
         </w:rPr>
-        <w:t>읽기 전용 Standby 에서 갱신이 되는 기능이다. 그런데 **누가 실행하는가**에 따라 결과가 갈리고, 문장의 종류에 따라 처리 경로가 다르다. 이 절은 그 조건과 제약을 실측으로 확정한다.</w:t>
+        <w:t xml:space="preserve">읽기 전용 Standby 에서 갱신이 되는 기능이다. 그런데 </w:t>
+      </w:r>
+      <w:r>
+        <w:rPr>
+          <w:rFonts w:ascii="맑은 고딕" w:hAnsi="맑은 고딕" w:eastAsia="맑은 고딕"/>
+          <w:b w:val="0"/>
+          <w:sz w:val="20"/>
+        </w:rPr>
+        <w:t xml:space="preserve">누가 실행하는가</w:t>
+      </w:r>
+      <w:r>
+        <w:rPr>
+          <w:rFonts w:ascii="맑은 고딕" w:hAnsi="맑은 고딕" w:eastAsia="맑은 고딕"/>
+          <w:b w:val="0"/>
+          <w:sz w:val="20"/>
+        </w:rPr>
+        <w:t xml:space="preserve">에 따라 결과가 갈리고, 문장의 종류에 따라 처리 경로가 다르다. 이 절은 그 조건과 제약을 실측으로 확정한다.</w:t>
       </w:r>
     </w:p>
     <w:p>
@@ -1684,35 +2164,23 @@
           <w:b w:val="0"/>
           <w:sz w:val="20"/>
         </w:rPr>
-        <w:t>- 세션 수준으로 켜는 명령과 시스템 수준으로 켜는 명령을 각각 제시하고, **어느 쪽을 기본으로 삼을지** 정하고 이유를 밝힐 것</w:t>
-      </w:r>
-    </w:p>
-    <w:p>
-      <w:pPr>
-        <w:spacing w:before="0" w:after="40"/>
-        <w:ind w:left="403"/>
-      </w:pPr>
+        <w:t xml:space="preserve">- 세션 수준으로 켜는 명령과 시스템 수준으로 켜는 명령을 각각 제시하고, </w:t>
+      </w:r>
       <w:r>
         <w:rPr>
           <w:rFonts w:ascii="맑은 고딕" w:hAnsi="맑은 고딕" w:eastAsia="맑은 고딕"/>
           <w:b w:val="0"/>
           <w:sz w:val="20"/>
         </w:rPr>
-        <w:t>- PDB 에 일반 사용자를 만들고 그 계정으로 Standby 에 접속할 것. 계정이 Primary 에도 같은 권한으로 존재해야 하는 이유를 밝힐 것</w:t>
-      </w:r>
-    </w:p>
-    <w:p>
-      <w:pPr>
-        <w:spacing w:before="0" w:after="40"/>
-        <w:ind w:left="403"/>
-      </w:pPr>
+        <w:t xml:space="preserve">어느 쪽을 기본으로 삼을지</w:t>
+      </w:r>
       <w:r>
         <w:rPr>
           <w:rFonts w:ascii="맑은 고딕" w:hAnsi="맑은 고딕" w:eastAsia="맑은 고딕"/>
           <w:b w:val="0"/>
           <w:sz w:val="20"/>
         </w:rPr>
-        <w:t>- `INSERT`·`UPDATE`·`DELETE` 세 가지를 각각 수행하고 결과를 제시할 것</w:t>
+        <w:t xml:space="preserve"> 정하고 이유를 밝힐 것</w:t>
       </w:r>
     </w:p>
     <w:p>
@@ -1726,7 +2194,7 @@
           <w:b w:val="0"/>
           <w:sz w:val="20"/>
         </w:rPr>
-        <w:t>- 각 변경이 **Primary 에 실제로 반영되었는지** Primary 에서 확인할 것</w:t>
+        <w:t>- PDB 에 일반 사용자를 만들고 그 계정으로 Standby 에 접속할 것. 계정이 Primary 에도 같은 권한으로 존재해야 하는 이유를 밝힐 것</w:t>
       </w:r>
     </w:p>
     <w:p>
@@ -1740,21 +2208,129 @@
           <w:b w:val="0"/>
           <w:sz w:val="20"/>
         </w:rPr>
-        <w:t>- 이 기능이 동작하는 방식을 서술할 것 — 문장이 어디서 실행되며 네트워크 왕복이 몇 번 일어나는가</w:t>
-      </w:r>
-    </w:p>
-    <w:p>
-      <w:pPr>
-        <w:spacing w:before="0" w:after="40"/>
-        <w:ind w:left="403"/>
-      </w:pPr>
+        <w:t xml:space="preserve">- </w:t>
+      </w:r>
+      <w:r>
+        <w:rPr>
+          <w:rFonts w:ascii="Consolas" w:hAnsi="Consolas" w:eastAsia="맑은 고딕"/>
+          <w:b w:val="0"/>
+          <w:sz w:val="20"/>
+        </w:rPr>
+        <w:t xml:space="preserve">INSERT</w:t>
+      </w:r>
       <w:r>
         <w:rPr>
           <w:rFonts w:ascii="맑은 고딕" w:hAnsi="맑은 고딕" w:eastAsia="맑은 고딕"/>
           <w:b w:val="0"/>
           <w:sz w:val="20"/>
         </w:rPr>
-        <w:t>- 이 기능의 가치를 **부하 분산인지 다른 것인지** 판정하고 근거를 제시할 것</w:t>
+        <w:t xml:space="preserve">·</w:t>
+      </w:r>
+      <w:r>
+        <w:rPr>
+          <w:rFonts w:ascii="Consolas" w:hAnsi="Consolas" w:eastAsia="맑은 고딕"/>
+          <w:b w:val="0"/>
+          <w:sz w:val="20"/>
+        </w:rPr>
+        <w:t xml:space="preserve">UPDATE</w:t>
+      </w:r>
+      <w:r>
+        <w:rPr>
+          <w:rFonts w:ascii="맑은 고딕" w:hAnsi="맑은 고딕" w:eastAsia="맑은 고딕"/>
+          <w:b w:val="0"/>
+          <w:sz w:val="20"/>
+        </w:rPr>
+        <w:t xml:space="preserve">·</w:t>
+      </w:r>
+      <w:r>
+        <w:rPr>
+          <w:rFonts w:ascii="Consolas" w:hAnsi="Consolas" w:eastAsia="맑은 고딕"/>
+          <w:b w:val="0"/>
+          <w:sz w:val="20"/>
+        </w:rPr>
+        <w:t xml:space="preserve">DELETE</w:t>
+      </w:r>
+      <w:r>
+        <w:rPr>
+          <w:rFonts w:ascii="맑은 고딕" w:hAnsi="맑은 고딕" w:eastAsia="맑은 고딕"/>
+          <w:b w:val="0"/>
+          <w:sz w:val="20"/>
+        </w:rPr>
+        <w:t xml:space="preserve"> 세 가지를 각각 수행하고 결과를 제시할 것</w:t>
+      </w:r>
+    </w:p>
+    <w:p>
+      <w:pPr>
+        <w:spacing w:before="0" w:after="40"/>
+        <w:ind w:left="403"/>
+      </w:pPr>
+      <w:r>
+        <w:rPr>
+          <w:rFonts w:ascii="맑은 고딕" w:hAnsi="맑은 고딕" w:eastAsia="맑은 고딕"/>
+          <w:b w:val="0"/>
+          <w:sz w:val="20"/>
+        </w:rPr>
+        <w:t xml:space="preserve">- 각 변경이 </w:t>
+      </w:r>
+      <w:r>
+        <w:rPr>
+          <w:rFonts w:ascii="맑은 고딕" w:hAnsi="맑은 고딕" w:eastAsia="맑은 고딕"/>
+          <w:b w:val="0"/>
+          <w:sz w:val="20"/>
+        </w:rPr>
+        <w:t xml:space="preserve">Primary 에 실제로 반영되었는지</w:t>
+      </w:r>
+      <w:r>
+        <w:rPr>
+          <w:rFonts w:ascii="맑은 고딕" w:hAnsi="맑은 고딕" w:eastAsia="맑은 고딕"/>
+          <w:b w:val="0"/>
+          <w:sz w:val="20"/>
+        </w:rPr>
+        <w:t xml:space="preserve"> Primary 에서 확인할 것</w:t>
+      </w:r>
+    </w:p>
+    <w:p>
+      <w:pPr>
+        <w:spacing w:before="0" w:after="40"/>
+        <w:ind w:left="403"/>
+      </w:pPr>
+      <w:r>
+        <w:rPr>
+          <w:rFonts w:ascii="맑은 고딕" w:hAnsi="맑은 고딕" w:eastAsia="맑은 고딕"/>
+          <w:b w:val="0"/>
+          <w:sz w:val="20"/>
+        </w:rPr>
+        <w:t>- 이 기능이 동작하는 방식을 서술할 것 — 문장이 어디서 실행되며 네트워크 왕복이 몇 번 일어나는가</w:t>
+      </w:r>
+    </w:p>
+    <w:p>
+      <w:pPr>
+        <w:spacing w:before="0" w:after="40"/>
+        <w:ind w:left="403"/>
+      </w:pPr>
+      <w:r>
+        <w:rPr>
+          <w:rFonts w:ascii="맑은 고딕" w:hAnsi="맑은 고딕" w:eastAsia="맑은 고딕"/>
+          <w:b w:val="0"/>
+          <w:sz w:val="20"/>
+        </w:rPr>
+        <w:t xml:space="preserve">- 이 기능의 가치를 </w:t>
+      </w:r>
+      <w:r>
+        <w:rPr>
+          <w:rFonts w:ascii="맑은 고딕" w:hAnsi="맑은 고딕" w:eastAsia="맑은 고딕"/>
+          <w:b w:val="0"/>
+          <w:sz w:val="20"/>
+        </w:rPr>
+        <w:t xml:space="preserve">부하 분산인지 다른 것인지</w:t>
+      </w:r>
+      <w:r>
+        <w:rPr>
+          <w:rFonts w:ascii="맑은 고딕" w:hAnsi="맑은 고딕" w:eastAsia="맑은 고딕"/>
+          <w:b w:val="0"/>
+          <w:sz w:val="20"/>
+        </w:rPr>
+        <w:t xml:space="preserve"> 판정하고 근거를 제시할 것</w:t>
       </w:r>
     </w:p>
     <w:p>
@@ -1781,63 +2357,55 @@
           <w:b w:val="0"/>
           <w:sz w:val="20"/>
         </w:rPr>
-        <w:t>- `SYS` 로 같은 `INSERT` 를 시도할 것. **오류 번호를 기록**하고 왜 그런지 서술할 것</w:t>
-      </w:r>
-    </w:p>
-    <w:p>
-      <w:pPr>
-        <w:spacing w:before="0" w:after="40"/>
-        <w:ind w:left="403"/>
-      </w:pPr>
+        <w:t xml:space="preserve">- </w:t>
+      </w:r>
+      <w:r>
+        <w:rPr>
+          <w:rFonts w:ascii="Consolas" w:hAnsi="Consolas" w:eastAsia="맑은 고딕"/>
+          <w:b w:val="0"/>
+          <w:sz w:val="20"/>
+        </w:rPr>
+        <w:t xml:space="preserve">SYS</w:t>
+      </w:r>
       <w:r>
         <w:rPr>
           <w:rFonts w:ascii="맑은 고딕" w:hAnsi="맑은 고딕" w:eastAsia="맑은 고딕"/>
           <w:b w:val="0"/>
           <w:sz w:val="20"/>
         </w:rPr>
-        <w:t>- 그 상태에서 조회는 되는지 확인할 것</w:t>
-      </w:r>
-    </w:p>
-    <w:p>
-      <w:pPr>
-        <w:spacing w:before="0" w:after="40"/>
-        <w:ind w:left="403"/>
-      </w:pPr>
+        <w:t xml:space="preserve"> 로 같은 </w:t>
+      </w:r>
+      <w:r>
+        <w:rPr>
+          <w:rFonts w:ascii="Consolas" w:hAnsi="Consolas" w:eastAsia="맑은 고딕"/>
+          <w:b w:val="0"/>
+          <w:sz w:val="20"/>
+        </w:rPr>
+        <w:t xml:space="preserve">INSERT</w:t>
+      </w:r>
       <w:r>
         <w:rPr>
           <w:rFonts w:ascii="맑은 고딕" w:hAnsi="맑은 고딕" w:eastAsia="맑은 고딕"/>
           <w:b w:val="0"/>
           <w:sz w:val="20"/>
         </w:rPr>
-        <w:t>- 일반 사용자로 DDL 을 시도할 것. **오류 번호를 기록**하고 4번·5번의 다른 오류와 비교할 것</w:t>
-      </w:r>
-    </w:p>
-    <w:p>
-      <w:pPr>
-        <w:spacing w:before="0" w:after="40"/>
-        <w:ind w:left="403"/>
-      </w:pPr>
+        <w:t xml:space="preserve"> 를 시도할 것. </w:t>
+      </w:r>
       <w:r>
         <w:rPr>
           <w:rFonts w:ascii="맑은 고딕" w:hAnsi="맑은 고딕" w:eastAsia="맑은 고딕"/>
           <w:b w:val="0"/>
           <w:sz w:val="20"/>
         </w:rPr>
-        <w:t>- 두 오류 번호가 다른 것이 무엇을 알려 주는지 서술할 것 — 처리 경로가 어떻게 갈리는가</w:t>
-      </w:r>
-    </w:p>
-    <w:p>
-      <w:pPr>
-        <w:spacing w:before="0" w:after="40"/>
-        <w:ind w:left="403"/>
-      </w:pPr>
+        <w:t xml:space="preserve">오류 번호를 기록</w:t>
+      </w:r>
       <w:r>
         <w:rPr>
           <w:rFonts w:ascii="맑은 고딕" w:hAnsi="맑은 고딕" w:eastAsia="맑은 고딕"/>
           <w:b w:val="0"/>
           <w:sz w:val="20"/>
         </w:rPr>
-        <w:t>- 이 두 제약이 기능 검증에 주는 교훈을 서술할 것. 관리자 계정으로 시험했을 때 어떤 오판이 생기는가</w:t>
+        <w:t xml:space="preserve">하고 왜 그런지 서술할 것</w:t>
       </w:r>
     </w:p>
     <w:p>
@@ -1851,6 +2419,78 @@
           <w:b w:val="0"/>
           <w:sz w:val="20"/>
         </w:rPr>
+        <w:t>- 그 상태에서 조회는 되는지 확인할 것</w:t>
+      </w:r>
+    </w:p>
+    <w:p>
+      <w:pPr>
+        <w:spacing w:before="0" w:after="40"/>
+        <w:ind w:left="403"/>
+      </w:pPr>
+      <w:r>
+        <w:rPr>
+          <w:rFonts w:ascii="맑은 고딕" w:hAnsi="맑은 고딕" w:eastAsia="맑은 고딕"/>
+          <w:b w:val="0"/>
+          <w:sz w:val="20"/>
+        </w:rPr>
+        <w:t xml:space="preserve">- 일반 사용자로 DDL 을 시도할 것. </w:t>
+      </w:r>
+      <w:r>
+        <w:rPr>
+          <w:rFonts w:ascii="맑은 고딕" w:hAnsi="맑은 고딕" w:eastAsia="맑은 고딕"/>
+          <w:b w:val="0"/>
+          <w:sz w:val="20"/>
+        </w:rPr>
+        <w:t xml:space="preserve">오류 번호를 기록</w:t>
+      </w:r>
+      <w:r>
+        <w:rPr>
+          <w:rFonts w:ascii="맑은 고딕" w:hAnsi="맑은 고딕" w:eastAsia="맑은 고딕"/>
+          <w:b w:val="0"/>
+          <w:sz w:val="20"/>
+        </w:rPr>
+        <w:t xml:space="preserve">하고 4번·5번의 다른 오류와 비교할 것</w:t>
+      </w:r>
+    </w:p>
+    <w:p>
+      <w:pPr>
+        <w:spacing w:before="0" w:after="40"/>
+        <w:ind w:left="403"/>
+      </w:pPr>
+      <w:r>
+        <w:rPr>
+          <w:rFonts w:ascii="맑은 고딕" w:hAnsi="맑은 고딕" w:eastAsia="맑은 고딕"/>
+          <w:b w:val="0"/>
+          <w:sz w:val="20"/>
+        </w:rPr>
+        <w:t>- 두 오류 번호가 다른 것이 무엇을 알려 주는지 서술할 것 — 처리 경로가 어떻게 갈리는가</w:t>
+      </w:r>
+    </w:p>
+    <w:p>
+      <w:pPr>
+        <w:spacing w:before="0" w:after="40"/>
+        <w:ind w:left="403"/>
+      </w:pPr>
+      <w:r>
+        <w:rPr>
+          <w:rFonts w:ascii="맑은 고딕" w:hAnsi="맑은 고딕" w:eastAsia="맑은 고딕"/>
+          <w:b w:val="0"/>
+          <w:sz w:val="20"/>
+        </w:rPr>
+        <w:t>- 이 두 제약이 기능 검증에 주는 교훈을 서술할 것. 관리자 계정으로 시험했을 때 어떤 오판이 생기는가</w:t>
+      </w:r>
+    </w:p>
+    <w:p>
+      <w:pPr>
+        <w:spacing w:before="0" w:after="40"/>
+        <w:ind w:left="403"/>
+      </w:pPr>
+      <w:r>
+        <w:rPr>
+          <w:rFonts w:ascii="맑은 고딕" w:hAnsi="맑은 고딕" w:eastAsia="맑은 고딕"/>
+          <w:b w:val="0"/>
+          <w:sz w:val="20"/>
+        </w:rPr>
         <w:t>- 리다이렉션이 동작하지 않을 때의 점검 순서를 다섯 단계로 만들 것</w:t>
       </w:r>
     </w:p>
@@ -1920,7 +2560,23 @@
           <w:b w:val="0"/>
           <w:sz w:val="20"/>
         </w:rPr>
-        <w:t>- **Primary 부하가 이미 높은 경우**에 대한 판단을 밝히고 그 근거를 이 기능의 동작 방식과 연결할 것</w:t>
+        <w:t xml:space="preserve">- </w:t>
+      </w:r>
+      <w:r>
+        <w:rPr>
+          <w:rFonts w:ascii="맑은 고딕" w:hAnsi="맑은 고딕" w:eastAsia="맑은 고딕"/>
+          <w:b w:val="0"/>
+          <w:sz w:val="20"/>
+        </w:rPr>
+        <w:t xml:space="preserve">Primary 부하가 이미 높은 경우</w:t>
+      </w:r>
+      <w:r>
+        <w:rPr>
+          <w:rFonts w:ascii="맑은 고딕" w:hAnsi="맑은 고딕" w:eastAsia="맑은 고딕"/>
+          <w:b w:val="0"/>
+          <w:sz w:val="20"/>
+        </w:rPr>
+        <w:t xml:space="preserve">에 대한 판단을 밝히고 그 근거를 이 기능의 동작 방식과 연결할 것</w:t>
       </w:r>
     </w:p>
     <w:p>
@@ -2010,7 +2666,23 @@
           <w:b/>
           <w:sz w:val="21"/>
         </w:rPr>
-        <w:t>7. `STANDBY_MAX_DATA_DELAY` 로 허용 지연을 정하고 초과를 재현하시오.  [7점]</w:t>
+        <w:t xml:space="preserve">7. </w:t>
+      </w:r>
+      <w:r>
+        <w:rPr>
+          <w:rFonts w:ascii="Consolas" w:hAnsi="Consolas" w:eastAsia="맑은 고딕"/>
+          <w:b/>
+          <w:sz w:val="21"/>
+        </w:rPr>
+        <w:t xml:space="preserve">STANDBY_MAX_DATA_DELAY</w:t>
+      </w:r>
+      <w:r>
+        <w:rPr>
+          <w:rFonts w:ascii="맑은 고딕" w:hAnsi="맑은 고딕" w:eastAsia="맑은 고딕"/>
+          <w:b/>
+          <w:sz w:val="21"/>
+        </w:rPr>
+        <w:t xml:space="preserve"> 로 허용 지연을 정하고 초과를 재현하시오.  [7점]</w:t>
       </w:r>
     </w:p>
     <w:p>
@@ -2038,35 +2710,23 @@
           <w:b w:val="0"/>
           <w:sz w:val="20"/>
         </w:rPr>
-        <w:t>- 일반 사용자 세션에서 값을 작게 주고 조회해 **초과를 재현**할 것. 오류 번호를 기록할 것</w:t>
-      </w:r>
-    </w:p>
-    <w:p>
-      <w:pPr>
-        <w:spacing w:before="0" w:after="40"/>
-        <w:ind w:left="403"/>
-      </w:pPr>
+        <w:t xml:space="preserve">- 일반 사용자 세션에서 값을 작게 주고 조회해 </w:t>
+      </w:r>
       <w:r>
         <w:rPr>
           <w:rFonts w:ascii="맑은 고딕" w:hAnsi="맑은 고딕" w:eastAsia="맑은 고딕"/>
           <w:b w:val="0"/>
           <w:sz w:val="20"/>
         </w:rPr>
-        <w:t>- 값을 `0` 으로 주면 무엇을 요구하는 것인지 서술하고, **현재의 ASYNC 구성에서 사실상 항상 실패하는 이유**를 설명할 것</w:t>
-      </w:r>
-    </w:p>
-    <w:p>
-      <w:pPr>
-        <w:spacing w:before="0" w:after="40"/>
-        <w:ind w:left="403"/>
-      </w:pPr>
+        <w:t xml:space="preserve">초과를 재현</w:t>
+      </w:r>
       <w:r>
         <w:rPr>
           <w:rFonts w:ascii="맑은 고딕" w:hAnsi="맑은 고딕" w:eastAsia="맑은 고딕"/>
           <w:b w:val="0"/>
           <w:sz w:val="20"/>
         </w:rPr>
-        <w:t>- 한도를 크게 하거나 해제했을 때 어떤 데이터가 돌아오는지 확인하고, 그것이 위험한 경우를 한 가지 들 것</w:t>
+        <w:t xml:space="preserve">할 것. 오류 번호를 기록할 것</w:t>
       </w:r>
     </w:p>
     <w:p>
@@ -2080,34 +2740,118 @@
           <w:b w:val="0"/>
           <w:sz w:val="20"/>
         </w:rPr>
-        <w:t>- **`SYS` 세션에서 같은 설정을 하고 조회할 것.** 오류 번호를 기록하고 7번 앞부분의 번호와 구분할 것</w:t>
-      </w:r>
-    </w:p>
-    <w:p>
-      <w:pPr>
-        <w:spacing w:before="0" w:after="40"/>
-        <w:ind w:left="403"/>
-      </w:pPr>
+        <w:t xml:space="preserve">- 값을 </w:t>
+      </w:r>
+      <w:r>
+        <w:rPr>
+          <w:rFonts w:ascii="Consolas" w:hAnsi="Consolas" w:eastAsia="맑은 고딕"/>
+          <w:b w:val="0"/>
+          <w:sz w:val="20"/>
+        </w:rPr>
+        <w:t xml:space="preserve">0</w:t>
+      </w:r>
       <w:r>
         <w:rPr>
           <w:rFonts w:ascii="맑은 고딕" w:hAnsi="맑은 고딕" w:eastAsia="맑은 고딕"/>
           <w:b w:val="0"/>
           <w:sz w:val="20"/>
         </w:rPr>
-        <w:t>- 이 오류를 애플리케이션이 만났을 때의 재시도 구조를 설계할 것</w:t>
-      </w:r>
-    </w:p>
-    <w:p>
-      <w:pPr>
-        <w:spacing w:before="0" w:after="40"/>
-        <w:ind w:left="403"/>
-      </w:pPr>
+        <w:t xml:space="preserve"> 으로 주면 무엇을 요구하는 것인지 서술하고, </w:t>
+      </w:r>
       <w:r>
         <w:rPr>
           <w:rFonts w:ascii="맑은 고딕" w:hAnsi="맑은 고딕" w:eastAsia="맑은 고딕"/>
           <w:b w:val="0"/>
           <w:sz w:val="20"/>
         </w:rPr>
+        <w:t xml:space="preserve">현재의 ASYNC 구성에서 사실상 항상 실패하는 이유</w:t>
+      </w:r>
+      <w:r>
+        <w:rPr>
+          <w:rFonts w:ascii="맑은 고딕" w:hAnsi="맑은 고딕" w:eastAsia="맑은 고딕"/>
+          <w:b w:val="0"/>
+          <w:sz w:val="20"/>
+        </w:rPr>
+        <w:t xml:space="preserve">를 설명할 것</w:t>
+      </w:r>
+    </w:p>
+    <w:p>
+      <w:pPr>
+        <w:spacing w:before="0" w:after="40"/>
+        <w:ind w:left="403"/>
+      </w:pPr>
+      <w:r>
+        <w:rPr>
+          <w:rFonts w:ascii="맑은 고딕" w:hAnsi="맑은 고딕" w:eastAsia="맑은 고딕"/>
+          <w:b w:val="0"/>
+          <w:sz w:val="20"/>
+        </w:rPr>
+        <w:t>- 한도를 크게 하거나 해제했을 때 어떤 데이터가 돌아오는지 확인하고, 그것이 위험한 경우를 한 가지 들 것</w:t>
+      </w:r>
+    </w:p>
+    <w:p>
+      <w:pPr>
+        <w:spacing w:before="0" w:after="40"/>
+        <w:ind w:left="403"/>
+      </w:pPr>
+      <w:r>
+        <w:rPr>
+          <w:rFonts w:ascii="맑은 고딕" w:hAnsi="맑은 고딕" w:eastAsia="맑은 고딕"/>
+          <w:b w:val="0"/>
+          <w:sz w:val="20"/>
+        </w:rPr>
+        <w:t xml:space="preserve">- </w:t>
+      </w:r>
+      <w:r>
+        <w:rPr>
+          <w:rFonts w:ascii="Consolas" w:hAnsi="Consolas" w:eastAsia="맑은 고딕"/>
+          <w:b w:val="0"/>
+          <w:sz w:val="20"/>
+        </w:rPr>
+        <w:t xml:space="preserve">SYS</w:t>
+      </w:r>
+      <w:r>
+        <w:rPr>
+          <w:rFonts w:ascii="맑은 고딕" w:hAnsi="맑은 고딕" w:eastAsia="맑은 고딕"/>
+          <w:b w:val="0"/>
+          <w:sz w:val="20"/>
+        </w:rPr>
+        <w:t xml:space="preserve"> 세션에서 같은 설정을 하고 조회할 것.</w:t>
+      </w:r>
+      <w:r>
+        <w:rPr>
+          <w:rFonts w:ascii="맑은 고딕" w:hAnsi="맑은 고딕" w:eastAsia="맑은 고딕"/>
+          <w:b w:val="0"/>
+          <w:sz w:val="20"/>
+        </w:rPr>
+        <w:t xml:space="preserve"> 오류 번호를 기록하고 7번 앞부분의 번호와 구분할 것</w:t>
+      </w:r>
+    </w:p>
+    <w:p>
+      <w:pPr>
+        <w:spacing w:before="0" w:after="40"/>
+        <w:ind w:left="403"/>
+      </w:pPr>
+      <w:r>
+        <w:rPr>
+          <w:rFonts w:ascii="맑은 고딕" w:hAnsi="맑은 고딕" w:eastAsia="맑은 고딕"/>
+          <w:b w:val="0"/>
+          <w:sz w:val="20"/>
+        </w:rPr>
+        <w:t>- 이 오류를 애플리케이션이 만났을 때의 재시도 구조를 설계할 것</w:t>
+      </w:r>
+    </w:p>
+    <w:p>
+      <w:pPr>
+        <w:spacing w:before="0" w:after="40"/>
+        <w:ind w:left="403"/>
+      </w:pPr>
+      <w:r>
+        <w:rPr>
+          <w:rFonts w:ascii="맑은 고딕" w:hAnsi="맑은 고딕" w:eastAsia="맑은 고딕"/>
+          <w:b w:val="0"/>
+          <w:sz w:val="20"/>
+        </w:rPr>
         <w:t>- 값을 정하는 근거를 어디서 얻을지 제시할 것 (9번과 연결)</w:t>
       </w:r>
     </w:p>
@@ -2121,7 +2865,23 @@
           <w:b/>
           <w:sz w:val="21"/>
         </w:rPr>
-        <w:t>8. `ALTER SESSION SYNC WITH PRIMARY` 를 시도하고 실패를 해석하시오.  [6점]</w:t>
+        <w:t xml:space="preserve">8. </w:t>
+      </w:r>
+      <w:r>
+        <w:rPr>
+          <w:rFonts w:ascii="Consolas" w:hAnsi="Consolas" w:eastAsia="맑은 고딕"/>
+          <w:b/>
+          <w:sz w:val="21"/>
+        </w:rPr>
+        <w:t xml:space="preserve">ALTER SESSION SYNC WITH PRIMARY</w:t>
+      </w:r>
+      <w:r>
+        <w:rPr>
+          <w:rFonts w:ascii="맑은 고딕" w:hAnsi="맑은 고딕" w:eastAsia="맑은 고딕"/>
+          <w:b/>
+          <w:sz w:val="21"/>
+        </w:rPr>
+        <w:t xml:space="preserve"> 를 시도하고 실패를 해석하시오.  [6점]</w:t>
       </w:r>
     </w:p>
     <w:p>
@@ -2135,35 +2895,23 @@
           <w:b w:val="0"/>
           <w:sz w:val="20"/>
         </w:rPr>
-        <w:t>- 이 명령이 무엇을 하는지 서술할 것. 7번의 장치와 **거부인지 대기인지**로 구분할 것</w:t>
-      </w:r>
-    </w:p>
-    <w:p>
-      <w:pPr>
-        <w:spacing w:before="0" w:after="40"/>
-        <w:ind w:left="403"/>
-      </w:pPr>
+        <w:t xml:space="preserve">- 이 명령이 무엇을 하는지 서술할 것. 7번의 장치와 </w:t>
+      </w:r>
       <w:r>
         <w:rPr>
           <w:rFonts w:ascii="맑은 고딕" w:hAnsi="맑은 고딕" w:eastAsia="맑은 고딕"/>
           <w:b w:val="0"/>
           <w:sz w:val="20"/>
         </w:rPr>
-        <w:t>- 현재 구성에서 실행하고 결과를 제시할 것. 오류 번호를 기록할 것</w:t>
-      </w:r>
-    </w:p>
-    <w:p>
-      <w:pPr>
-        <w:spacing w:before="0" w:after="40"/>
-        <w:ind w:left="403"/>
-      </w:pPr>
+        <w:t xml:space="preserve">거부인지 대기인지</w:t>
+      </w:r>
       <w:r>
         <w:rPr>
           <w:rFonts w:ascii="맑은 고딕" w:hAnsi="맑은 고딕" w:eastAsia="맑은 고딕"/>
           <w:b w:val="0"/>
           <w:sz w:val="20"/>
         </w:rPr>
-        <w:t>- 이 오류가 나는 이유를 **보호 모드와 전송 방식**과 연결해 설명할 것</w:t>
+        <w:t xml:space="preserve">로 구분할 것</w:t>
       </w:r>
     </w:p>
     <w:p>
@@ -2177,7 +2925,7 @@
           <w:b w:val="0"/>
           <w:sz w:val="20"/>
         </w:rPr>
-        <w:t>- 두 장치를 언제 각각 쓰는지 표로 정리할 것 — 요건·동작·실패 시 거동</w:t>
+        <w:t>- 현재 구성에서 실행하고 결과를 제시할 것. 오류 번호를 기록할 것</w:t>
       </w:r>
     </w:p>
     <w:p>
@@ -2191,6 +2939,50 @@
           <w:b w:val="0"/>
           <w:sz w:val="20"/>
         </w:rPr>
+        <w:t xml:space="preserve">- 이 오류가 나는 이유를 </w:t>
+      </w:r>
+      <w:r>
+        <w:rPr>
+          <w:rFonts w:ascii="맑은 고딕" w:hAnsi="맑은 고딕" w:eastAsia="맑은 고딕"/>
+          <w:b w:val="0"/>
+          <w:sz w:val="20"/>
+        </w:rPr>
+        <w:t xml:space="preserve">보호 모드와 전송 방식</w:t>
+      </w:r>
+      <w:r>
+        <w:rPr>
+          <w:rFonts w:ascii="맑은 고딕" w:hAnsi="맑은 고딕" w:eastAsia="맑은 고딕"/>
+          <w:b w:val="0"/>
+          <w:sz w:val="20"/>
+        </w:rPr>
+        <w:t xml:space="preserve">과 연결해 설명할 것</w:t>
+      </w:r>
+    </w:p>
+    <w:p>
+      <w:pPr>
+        <w:spacing w:before="0" w:after="40"/>
+        <w:ind w:left="403"/>
+      </w:pPr>
+      <w:r>
+        <w:rPr>
+          <w:rFonts w:ascii="맑은 고딕" w:hAnsi="맑은 고딕" w:eastAsia="맑은 고딕"/>
+          <w:b w:val="0"/>
+          <w:sz w:val="20"/>
+        </w:rPr>
+        <w:t>- 두 장치를 언제 각각 쓰는지 표로 정리할 것 — 요건·동작·실패 시 거동</w:t>
+      </w:r>
+    </w:p>
+    <w:p>
+      <w:pPr>
+        <w:spacing w:before="0" w:after="40"/>
+        <w:ind w:left="403"/>
+      </w:pPr>
+      <w:r>
+        <w:rPr>
+          <w:rFonts w:ascii="맑은 고딕" w:hAnsi="맑은 고딕" w:eastAsia="맑은 고딕"/>
+          <w:b w:val="0"/>
+          <w:sz w:val="20"/>
+        </w:rPr>
         <w:t>- 보호 모드가 결정하는 것이 복구 가능성만이 아니라는 점을 이 결과로 설명할 것</w:t>
       </w:r>
     </w:p>
@@ -2218,35 +3010,23 @@
           <w:b w:val="0"/>
           <w:sz w:val="20"/>
         </w:rPr>
-        <w:t>- 지연 분포를 보여 주는 뷰를 조회할 것. **기록하는 항목이 몇 가지인지** 확인할 것</w:t>
-      </w:r>
-    </w:p>
-    <w:p>
-      <w:pPr>
-        <w:spacing w:before="0" w:after="40"/>
-        <w:ind w:left="403"/>
-      </w:pPr>
+        <w:t xml:space="preserve">- 지연 분포를 보여 주는 뷰를 조회할 것. </w:t>
+      </w:r>
       <w:r>
         <w:rPr>
           <w:rFonts w:ascii="맑은 고딕" w:hAnsi="맑은 고딕" w:eastAsia="맑은 고딕"/>
           <w:b w:val="0"/>
           <w:sz w:val="20"/>
         </w:rPr>
-        <w:t>- 적용을 2분 정도 멈췄다가 재개하고, 그 사건이 분포의 어느 구간에 얼마나 기록되는지 확인할 것</w:t>
-      </w:r>
-    </w:p>
-    <w:p>
-      <w:pPr>
-        <w:spacing w:before="0" w:after="40"/>
-        <w:ind w:left="403"/>
-      </w:pPr>
+        <w:t xml:space="preserve">기록하는 항목이 몇 가지인지</w:t>
+      </w:r>
       <w:r>
         <w:rPr>
           <w:rFonts w:ascii="맑은 고딕" w:hAnsi="맑은 고딕" w:eastAsia="맑은 고딕"/>
           <w:b w:val="0"/>
           <w:sz w:val="20"/>
         </w:rPr>
-        <w:t>- 이 뷰의 값이 누적인지 순간인지 판정하고, 그에 따라 지표를 어떻게 만들어야 하는지 서술할 것</w:t>
+        <w:t xml:space="preserve"> 확인할 것</w:t>
       </w:r>
     </w:p>
     <w:p>
@@ -2260,7 +3040,7 @@
           <w:b w:val="0"/>
           <w:sz w:val="20"/>
         </w:rPr>
-        <w:t>- 재기동하면 이 값이 어떻게 되는지 밝히고, 재기동 직후의 낮은 값을 어떻게 해석해야 하는지 서술할 것</w:t>
+        <w:t>- 적용을 2분 정도 멈췄다가 재개하고, 그 사건이 분포의 어느 구간에 얼마나 기록되는지 확인할 것</w:t>
       </w:r>
     </w:p>
     <w:p>
@@ -2274,7 +3054,51 @@
           <w:b w:val="0"/>
           <w:sz w:val="20"/>
         </w:rPr>
-        <w:t>- 이 분포를 근거로 7번의 `STANDBY_MAX_DATA_DELAY` 값을 정하는 절차를 제시할 것</w:t>
+        <w:t>- 이 뷰의 값이 누적인지 순간인지 판정하고, 그에 따라 지표를 어떻게 만들어야 하는지 서술할 것</w:t>
+      </w:r>
+    </w:p>
+    <w:p>
+      <w:pPr>
+        <w:spacing w:before="0" w:after="40"/>
+        <w:ind w:left="403"/>
+      </w:pPr>
+      <w:r>
+        <w:rPr>
+          <w:rFonts w:ascii="맑은 고딕" w:hAnsi="맑은 고딕" w:eastAsia="맑은 고딕"/>
+          <w:b w:val="0"/>
+          <w:sz w:val="20"/>
+        </w:rPr>
+        <w:t>- 재기동하면 이 값이 어떻게 되는지 밝히고, 재기동 직후의 낮은 값을 어떻게 해석해야 하는지 서술할 것</w:t>
+      </w:r>
+    </w:p>
+    <w:p>
+      <w:pPr>
+        <w:spacing w:before="0" w:after="40"/>
+        <w:ind w:left="403"/>
+      </w:pPr>
+      <w:r>
+        <w:rPr>
+          <w:rFonts w:ascii="맑은 고딕" w:hAnsi="맑은 고딕" w:eastAsia="맑은 고딕"/>
+          <w:b w:val="0"/>
+          <w:sz w:val="20"/>
+        </w:rPr>
+        <w:t xml:space="preserve">- 이 분포를 근거로 7번의 </w:t>
+      </w:r>
+      <w:r>
+        <w:rPr>
+          <w:rFonts w:ascii="Consolas" w:hAnsi="Consolas" w:eastAsia="맑은 고딕"/>
+          <w:b w:val="0"/>
+          <w:sz w:val="20"/>
+        </w:rPr>
+        <w:t xml:space="preserve">STANDBY_MAX_DATA_DELAY</w:t>
+      </w:r>
+      <w:r>
+        <w:rPr>
+          <w:rFonts w:ascii="맑은 고딕" w:hAnsi="맑은 고딕" w:eastAsia="맑은 고딕"/>
+          <w:b w:val="0"/>
+          <w:sz w:val="20"/>
+        </w:rPr>
+        <w:t xml:space="preserve"> 값을 정하는 절차를 제시할 것</w:t>
       </w:r>
     </w:p>
     <w:p>
@@ -2378,35 +3202,23 @@
           <w:b w:val="0"/>
           <w:sz w:val="20"/>
         </w:rPr>
-        <w:t>- Far Sync 전용 컨트롤 파일을 만드는 명령을 Primary 에서 실행할 것. **명령의 표기에 주의**하고, 붙여 쓰면 나는 오류 번호도 함께 확인할 것</w:t>
-      </w:r>
-    </w:p>
-    <w:p>
-      <w:pPr>
-        <w:spacing w:before="0" w:after="40"/>
-        <w:ind w:left="403"/>
-      </w:pPr>
+        <w:t xml:space="preserve">- Far Sync 전용 컨트롤 파일을 만드는 명령을 Primary 에서 실행할 것. </w:t>
+      </w:r>
       <w:r>
         <w:rPr>
           <w:rFonts w:ascii="맑은 고딕" w:hAnsi="맑은 고딕" w:eastAsia="맑은 고딕"/>
           <w:b w:val="0"/>
           <w:sz w:val="20"/>
         </w:rPr>
-        <w:t>- 만들어진 파일의 크기를 기록할 것</w:t>
-      </w:r>
-    </w:p>
-    <w:p>
-      <w:pPr>
-        <w:spacing w:before="0" w:after="40"/>
-        <w:ind w:left="403"/>
-      </w:pPr>
+        <w:t xml:space="preserve">명령의 표기에 주의</w:t>
+      </w:r>
       <w:r>
         <w:rPr>
           <w:rFonts w:ascii="맑은 고딕" w:hAnsi="맑은 고딕" w:eastAsia="맑은 고딕"/>
           <w:b w:val="0"/>
           <w:sz w:val="20"/>
         </w:rPr>
-        <w:t>- Far Sync 노드로 옮겨야 하는 파일이 무엇무엇인지 밝힐 것. 데이터 파일을 옮기지 않는 이유를 서술할 것</w:t>
+        <w:t xml:space="preserve">하고, 붙여 쓰면 나는 오류 번호도 함께 확인할 것</w:t>
       </w:r>
     </w:p>
     <w:p>
@@ -2420,7 +3232,7 @@
           <w:b w:val="0"/>
           <w:sz w:val="20"/>
         </w:rPr>
-        <w:t>- Far Sync 용 pfile 을 작성할 것. Primary pfile 과 비교해 **통째로 빠지는 항목**을 지목할 것</w:t>
+        <w:t>- 만들어진 파일의 크기를 기록할 것</w:t>
       </w:r>
     </w:p>
     <w:p>
@@ -2434,7 +3246,7 @@
           <w:b w:val="0"/>
           <w:sz w:val="20"/>
         </w:rPr>
-        <w:t>- 인스턴스를 기동할 것. 어느 상태까지 올릴 수 있는지 확인하고, 더 올리려 시도해 **오류 번호를 기록**할 것</w:t>
+        <w:t>- Far Sync 노드로 옮겨야 하는 파일이 무엇무엇인지 밝힐 것. 데이터 파일을 옮기지 않는 이유를 서술할 것</w:t>
       </w:r>
     </w:p>
     <w:p>
@@ -2448,21 +3260,129 @@
           <w:b w:val="0"/>
           <w:sz w:val="20"/>
         </w:rPr>
-        <w:t>- `DATABASE_ROLE` 과 `CONTROLFILE_TYPE` 을 조회해 기록할 것</w:t>
-      </w:r>
-    </w:p>
-    <w:p>
-      <w:pPr>
-        <w:spacing w:before="0" w:after="40"/>
-        <w:ind w:left="403"/>
-      </w:pPr>
+        <w:t xml:space="preserve">- Far Sync 용 pfile 을 작성할 것. Primary pfile 과 비교해 </w:t>
+      </w:r>
       <w:r>
         <w:rPr>
           <w:rFonts w:ascii="맑은 고딕" w:hAnsi="맑은 고딕" w:eastAsia="맑은 고딕"/>
           <w:b w:val="0"/>
           <w:sz w:val="20"/>
         </w:rPr>
-        <w:t>- 알림 로그의 위치를 **추측하지 말고 뷰로 확인**할 것</w:t>
+        <w:t xml:space="preserve">통째로 빠지는 항목</w:t>
+      </w:r>
+      <w:r>
+        <w:rPr>
+          <w:rFonts w:ascii="맑은 고딕" w:hAnsi="맑은 고딕" w:eastAsia="맑은 고딕"/>
+          <w:b w:val="0"/>
+          <w:sz w:val="20"/>
+        </w:rPr>
+        <w:t xml:space="preserve">을 지목할 것</w:t>
+      </w:r>
+    </w:p>
+    <w:p>
+      <w:pPr>
+        <w:spacing w:before="0" w:after="40"/>
+        <w:ind w:left="403"/>
+      </w:pPr>
+      <w:r>
+        <w:rPr>
+          <w:rFonts w:ascii="맑은 고딕" w:hAnsi="맑은 고딕" w:eastAsia="맑은 고딕"/>
+          <w:b w:val="0"/>
+          <w:sz w:val="20"/>
+        </w:rPr>
+        <w:t xml:space="preserve">- 인스턴스를 기동할 것. 어느 상태까지 올릴 수 있는지 확인하고, 더 올리려 시도해 </w:t>
+      </w:r>
+      <w:r>
+        <w:rPr>
+          <w:rFonts w:ascii="맑은 고딕" w:hAnsi="맑은 고딕" w:eastAsia="맑은 고딕"/>
+          <w:b w:val="0"/>
+          <w:sz w:val="20"/>
+        </w:rPr>
+        <w:t xml:space="preserve">오류 번호를 기록</w:t>
+      </w:r>
+      <w:r>
+        <w:rPr>
+          <w:rFonts w:ascii="맑은 고딕" w:hAnsi="맑은 고딕" w:eastAsia="맑은 고딕"/>
+          <w:b w:val="0"/>
+          <w:sz w:val="20"/>
+        </w:rPr>
+        <w:t xml:space="preserve">할 것</w:t>
+      </w:r>
+    </w:p>
+    <w:p>
+      <w:pPr>
+        <w:spacing w:before="0" w:after="40"/>
+        <w:ind w:left="403"/>
+      </w:pPr>
+      <w:r>
+        <w:rPr>
+          <w:rFonts w:ascii="맑은 고딕" w:hAnsi="맑은 고딕" w:eastAsia="맑은 고딕"/>
+          <w:b w:val="0"/>
+          <w:sz w:val="20"/>
+        </w:rPr>
+        <w:t xml:space="preserve">- </w:t>
+      </w:r>
+      <w:r>
+        <w:rPr>
+          <w:rFonts w:ascii="Consolas" w:hAnsi="Consolas" w:eastAsia="맑은 고딕"/>
+          <w:b w:val="0"/>
+          <w:sz w:val="20"/>
+        </w:rPr>
+        <w:t xml:space="preserve">DATABASE_ROLE</w:t>
+      </w:r>
+      <w:r>
+        <w:rPr>
+          <w:rFonts w:ascii="맑은 고딕" w:hAnsi="맑은 고딕" w:eastAsia="맑은 고딕"/>
+          <w:b w:val="0"/>
+          <w:sz w:val="20"/>
+        </w:rPr>
+        <w:t xml:space="preserve"> 과 </w:t>
+      </w:r>
+      <w:r>
+        <w:rPr>
+          <w:rFonts w:ascii="Consolas" w:hAnsi="Consolas" w:eastAsia="맑은 고딕"/>
+          <w:b w:val="0"/>
+          <w:sz w:val="20"/>
+        </w:rPr>
+        <w:t xml:space="preserve">CONTROLFILE_TYPE</w:t>
+      </w:r>
+      <w:r>
+        <w:rPr>
+          <w:rFonts w:ascii="맑은 고딕" w:hAnsi="맑은 고딕" w:eastAsia="맑은 고딕"/>
+          <w:b w:val="0"/>
+          <w:sz w:val="20"/>
+        </w:rPr>
+        <w:t xml:space="preserve"> 을 조회해 기록할 것</w:t>
+      </w:r>
+    </w:p>
+    <w:p>
+      <w:pPr>
+        <w:spacing w:before="0" w:after="40"/>
+        <w:ind w:left="403"/>
+      </w:pPr>
+      <w:r>
+        <w:rPr>
+          <w:rFonts w:ascii="맑은 고딕" w:hAnsi="맑은 고딕" w:eastAsia="맑은 고딕"/>
+          <w:b w:val="0"/>
+          <w:sz w:val="20"/>
+        </w:rPr>
+        <w:t xml:space="preserve">- 알림 로그의 위치를 </w:t>
+      </w:r>
+      <w:r>
+        <w:rPr>
+          <w:rFonts w:ascii="맑은 고딕" w:hAnsi="맑은 고딕" w:eastAsia="맑은 고딕"/>
+          <w:b w:val="0"/>
+          <w:sz w:val="20"/>
+        </w:rPr>
+        <w:t xml:space="preserve">추측하지 말고 뷰로 확인</w:t>
+      </w:r>
+      <w:r>
+        <w:rPr>
+          <w:rFonts w:ascii="맑은 고딕" w:hAnsi="맑은 고딕" w:eastAsia="맑은 고딕"/>
+          <w:b w:val="0"/>
+          <w:sz w:val="20"/>
+        </w:rPr>
+        <w:t xml:space="preserve">할 것</w:t>
       </w:r>
     </w:p>
     <w:p>
@@ -2503,35 +3423,23 @@
           <w:b w:val="0"/>
           <w:sz w:val="20"/>
         </w:rPr>
-        <w:t>- SRL 을 새로 추가해 볼 것. **오류 번호를 기록**하고 왜 그런지 설명할 것</w:t>
-      </w:r>
-    </w:p>
-    <w:p>
-      <w:pPr>
-        <w:spacing w:before="0" w:after="40"/>
-        <w:ind w:left="403"/>
-      </w:pPr>
+        <w:t xml:space="preserve">- SRL 을 새로 추가해 볼 것. </w:t>
+      </w:r>
       <w:r>
         <w:rPr>
           <w:rFonts w:ascii="맑은 고딕" w:hAnsi="맑은 고딕" w:eastAsia="맑은 고딕"/>
           <w:b w:val="0"/>
           <w:sz w:val="20"/>
         </w:rPr>
-        <w:t>- 정의에 적힌 파일 경로를 확인할 것. 그 경로가 Primary 의 것과 다르다면 무엇이 바꿔 준 것인지 밝힐 것</w:t>
-      </w:r>
-    </w:p>
-    <w:p>
-      <w:pPr>
-        <w:spacing w:before="0" w:after="40"/>
-        <w:ind w:left="403"/>
-      </w:pPr>
+        <w:t xml:space="preserve">오류 번호를 기록</w:t>
+      </w:r>
       <w:r>
         <w:rPr>
           <w:rFonts w:ascii="맑은 고딕" w:hAnsi="맑은 고딕" w:eastAsia="맑은 고딕"/>
           <w:b w:val="0"/>
           <w:sz w:val="20"/>
         </w:rPr>
-        <w:t>- 실제 파일이 존재하는지 운영체제에서 확인할 것</w:t>
+        <w:t xml:space="preserve">하고 왜 그런지 설명할 것</w:t>
       </w:r>
     </w:p>
     <w:p>
@@ -2545,7 +3453,7 @@
           <w:b w:val="0"/>
           <w:sz w:val="20"/>
         </w:rPr>
-        <w:t>- 파일의 실체를 만드는 명령을 제시하고 실행할 것. 크기를 무엇이 결정하는지 밝힐 것</w:t>
+        <w:t>- 정의에 적힌 파일 경로를 확인할 것. 그 경로가 Primary 의 것과 다르다면 무엇이 바꿔 준 것인지 밝힐 것</w:t>
       </w:r>
     </w:p>
     <w:p>
@@ -2559,7 +3467,7 @@
           <w:b w:val="0"/>
           <w:sz w:val="20"/>
         </w:rPr>
-        <w:t>- 만든 직후의 상태 값을 기록할 것</w:t>
+        <w:t>- 실제 파일이 존재하는지 운영체제에서 확인할 것</w:t>
       </w:r>
     </w:p>
     <w:p>
@@ -2573,6 +3481,34 @@
           <w:b w:val="0"/>
           <w:sz w:val="20"/>
         </w:rPr>
+        <w:t>- 파일의 실체를 만드는 명령을 제시하고 실행할 것. 크기를 무엇이 결정하는지 밝힐 것</w:t>
+      </w:r>
+    </w:p>
+    <w:p>
+      <w:pPr>
+        <w:spacing w:before="0" w:after="40"/>
+        <w:ind w:left="403"/>
+      </w:pPr>
+      <w:r>
+        <w:rPr>
+          <w:rFonts w:ascii="맑은 고딕" w:hAnsi="맑은 고딕" w:eastAsia="맑은 고딕"/>
+          <w:b w:val="0"/>
+          <w:sz w:val="20"/>
+        </w:rPr>
+        <w:t>- 만든 직후의 상태 값을 기록할 것</w:t>
+      </w:r>
+    </w:p>
+    <w:p>
+      <w:pPr>
+        <w:spacing w:before="0" w:after="40"/>
+        <w:ind w:left="403"/>
+      </w:pPr>
+      <w:r>
+        <w:rPr>
+          <w:rFonts w:ascii="맑은 고딕" w:hAnsi="맑은 고딕" w:eastAsia="맑은 고딕"/>
+          <w:b w:val="0"/>
+          <w:sz w:val="20"/>
+        </w:rPr>
         <w:t>- Far Sync 에 온라인 리두가 있는지 확인하고 그 결과를 해석할 것</w:t>
       </w:r>
     </w:p>
@@ -2628,35 +3564,23 @@
           <w:b w:val="0"/>
           <w:sz w:val="20"/>
         </w:rPr>
-        <w:t>- 구성 변경의 순서를 정할 것 — **받는 쪽과 보내는 쪽 중 어느 쪽을 먼저** 바꾸는가. 순서를 어겼을 때 나는 오류 번호를 기록할 것</w:t>
-      </w:r>
-    </w:p>
-    <w:p>
-      <w:pPr>
-        <w:spacing w:before="0" w:after="40"/>
-        <w:ind w:left="403"/>
-      </w:pPr>
+        <w:t xml:space="preserve">- 구성 변경의 순서를 정할 것 — </w:t>
+      </w:r>
       <w:r>
         <w:rPr>
           <w:rFonts w:ascii="맑은 고딕" w:hAnsi="맑은 고딕" w:eastAsia="맑은 고딕"/>
           <w:b w:val="0"/>
           <w:sz w:val="20"/>
         </w:rPr>
-        <w:t>- Far Sync 에 전달 목적지를 설정할 것. `VALID_FOR` 에 무엇을 주어야 하는지 밝히고 그 이유를 서술할 것</w:t>
-      </w:r>
-    </w:p>
-    <w:p>
-      <w:pPr>
-        <w:spacing w:before="0" w:after="40"/>
-        <w:ind w:left="403"/>
-      </w:pPr>
+        <w:t xml:space="preserve">받는 쪽과 보내는 쪽 중 어느 쪽을 먼저</w:t>
+      </w:r>
       <w:r>
         <w:rPr>
           <w:rFonts w:ascii="맑은 고딕" w:hAnsi="맑은 고딕" w:eastAsia="맑은 고딕"/>
           <w:b w:val="0"/>
           <w:sz w:val="20"/>
         </w:rPr>
-        <w:t>- Primary 의 목적지를 Far Sync 로 바꾸고 `SYNC AFFIRM` 으로 설정할 것. 목적지 상태를 초기화하는 방법도 함께 제시할 것</w:t>
+        <w:t xml:space="preserve"> 바꾸는가. 순서를 어겼을 때 나는 오류 번호를 기록할 것</w:t>
       </w:r>
     </w:p>
     <w:p>
@@ -2670,7 +3594,115 @@
           <w:b w:val="0"/>
           <w:sz w:val="20"/>
         </w:rPr>
-        <w:t>- 설정이 반영되었는지 확인할 것. `TRANSMIT_MODE` 와 `AFFIRM` 값을 기록하고, **이 두 열이 어느 뷰에 있는지** 밝힐 것 (잘못된 뷰에서 찾으면 나는 오류 번호도 함께)</w:t>
+        <w:t xml:space="preserve">- Far Sync 에 전달 목적지를 설정할 것. </w:t>
+      </w:r>
+      <w:r>
+        <w:rPr>
+          <w:rFonts w:ascii="Consolas" w:hAnsi="Consolas" w:eastAsia="맑은 고딕"/>
+          <w:b w:val="0"/>
+          <w:sz w:val="20"/>
+        </w:rPr>
+        <w:t xml:space="preserve">VALID_FOR</w:t>
+      </w:r>
+      <w:r>
+        <w:rPr>
+          <w:rFonts w:ascii="맑은 고딕" w:hAnsi="맑은 고딕" w:eastAsia="맑은 고딕"/>
+          <w:b w:val="0"/>
+          <w:sz w:val="20"/>
+        </w:rPr>
+        <w:t xml:space="preserve"> 에 무엇을 주어야 하는지 밝히고 그 이유를 서술할 것</w:t>
+      </w:r>
+    </w:p>
+    <w:p>
+      <w:pPr>
+        <w:spacing w:before="0" w:after="40"/>
+        <w:ind w:left="403"/>
+      </w:pPr>
+      <w:r>
+        <w:rPr>
+          <w:rFonts w:ascii="맑은 고딕" w:hAnsi="맑은 고딕" w:eastAsia="맑은 고딕"/>
+          <w:b w:val="0"/>
+          <w:sz w:val="20"/>
+        </w:rPr>
+        <w:t xml:space="preserve">- Primary 의 목적지를 Far Sync 로 바꾸고 </w:t>
+      </w:r>
+      <w:r>
+        <w:rPr>
+          <w:rFonts w:ascii="Consolas" w:hAnsi="Consolas" w:eastAsia="맑은 고딕"/>
+          <w:b w:val="0"/>
+          <w:sz w:val="20"/>
+        </w:rPr>
+        <w:t xml:space="preserve">SYNC AFFIRM</w:t>
+      </w:r>
+      <w:r>
+        <w:rPr>
+          <w:rFonts w:ascii="맑은 고딕" w:hAnsi="맑은 고딕" w:eastAsia="맑은 고딕"/>
+          <w:b w:val="0"/>
+          <w:sz w:val="20"/>
+        </w:rPr>
+        <w:t xml:space="preserve"> 으로 설정할 것. 목적지 상태를 초기화하는 방법도 함께 제시할 것</w:t>
+      </w:r>
+    </w:p>
+    <w:p>
+      <w:pPr>
+        <w:spacing w:before="0" w:after="40"/>
+        <w:ind w:left="403"/>
+      </w:pPr>
+      <w:r>
+        <w:rPr>
+          <w:rFonts w:ascii="맑은 고딕" w:hAnsi="맑은 고딕" w:eastAsia="맑은 고딕"/>
+          <w:b w:val="0"/>
+          <w:sz w:val="20"/>
+        </w:rPr>
+        <w:t xml:space="preserve">- 설정이 반영되었는지 확인할 것. </w:t>
+      </w:r>
+      <w:r>
+        <w:rPr>
+          <w:rFonts w:ascii="Consolas" w:hAnsi="Consolas" w:eastAsia="맑은 고딕"/>
+          <w:b w:val="0"/>
+          <w:sz w:val="20"/>
+        </w:rPr>
+        <w:t xml:space="preserve">TRANSMIT_MODE</w:t>
+      </w:r>
+      <w:r>
+        <w:rPr>
+          <w:rFonts w:ascii="맑은 고딕" w:hAnsi="맑은 고딕" w:eastAsia="맑은 고딕"/>
+          <w:b w:val="0"/>
+          <w:sz w:val="20"/>
+        </w:rPr>
+        <w:t xml:space="preserve"> 와 </w:t>
+      </w:r>
+      <w:r>
+        <w:rPr>
+          <w:rFonts w:ascii="Consolas" w:hAnsi="Consolas" w:eastAsia="맑은 고딕"/>
+          <w:b w:val="0"/>
+          <w:sz w:val="20"/>
+        </w:rPr>
+        <w:t xml:space="preserve">AFFIRM</w:t>
+      </w:r>
+      <w:r>
+        <w:rPr>
+          <w:rFonts w:ascii="맑은 고딕" w:hAnsi="맑은 고딕" w:eastAsia="맑은 고딕"/>
+          <w:b w:val="0"/>
+          <w:sz w:val="20"/>
+        </w:rPr>
+        <w:t xml:space="preserve"> 값을 기록하고, </w:t>
+      </w:r>
+      <w:r>
+        <w:rPr>
+          <w:rFonts w:ascii="맑은 고딕" w:hAnsi="맑은 고딕" w:eastAsia="맑은 고딕"/>
+          <w:b w:val="0"/>
+          <w:sz w:val="20"/>
+        </w:rPr>
+        <w:t xml:space="preserve">이 두 열이 어느 뷰에 있는지</w:t>
+      </w:r>
+      <w:r>
+        <w:rPr>
+          <w:rFonts w:ascii="맑은 고딕" w:hAnsi="맑은 고딕" w:eastAsia="맑은 고딕"/>
+          <w:b w:val="0"/>
+          <w:sz w:val="20"/>
+        </w:rPr>
+        <w:t xml:space="preserve"> 밝힐 것 (잘못된 뷰에서 찾으면 나는 오류 번호도 함께)</w:t>
       </w:r>
     </w:p>
     <w:p>
@@ -2788,21 +3820,23 @@
           <w:b w:val="0"/>
           <w:sz w:val="20"/>
         </w:rPr>
-        <w:t>- Maximum Availability 로 올릴 것. 직후의 `PROTECTION_LEVEL` 을 기록할 것</w:t>
-      </w:r>
-    </w:p>
-    <w:p>
-      <w:pPr>
-        <w:spacing w:before="0" w:after="40"/>
-        <w:ind w:left="403"/>
-      </w:pPr>
+        <w:t xml:space="preserve">- Maximum Availability 로 올릴 것. 직후의 </w:t>
+      </w:r>
+      <w:r>
+        <w:rPr>
+          <w:rFonts w:ascii="Consolas" w:hAnsi="Consolas" w:eastAsia="맑은 고딕"/>
+          <w:b w:val="0"/>
+          <w:sz w:val="20"/>
+        </w:rPr>
+        <w:t xml:space="preserve">PROTECTION_LEVEL</w:t>
+      </w:r>
       <w:r>
         <w:rPr>
           <w:rFonts w:ascii="맑은 고딕" w:hAnsi="맑은 고딕" w:eastAsia="맑은 고딕"/>
           <w:b w:val="0"/>
           <w:sz w:val="20"/>
         </w:rPr>
-        <w:t>- 리두를 오가게 한 뒤 값이 어떻게 변하는지 확인할 것</w:t>
+        <w:t xml:space="preserve"> 을 기록할 것</w:t>
       </w:r>
     </w:p>
     <w:p>
@@ -2816,7 +3850,7 @@
           <w:b w:val="0"/>
           <w:sz w:val="20"/>
         </w:rPr>
-        <w:t>- **세 노드에서 각각** `PROTECTION_MODE` 와 `PROTECTION_LEVEL` 을 조회할 것. 값이 다른 노드가 있다면 지목할 것</w:t>
+        <w:t>- 리두를 오가게 한 뒤 값이 어떻게 변하는지 확인할 것</w:t>
       </w:r>
     </w:p>
     <w:p>
@@ -2830,35 +3864,129 @@
           <w:b w:val="0"/>
           <w:sz w:val="20"/>
         </w:rPr>
-        <w:t>- 그 차이가 생기는 이유를 **동기 보장 구간**으로 설명할 것</w:t>
-      </w:r>
-    </w:p>
-    <w:p>
-      <w:pPr>
-        <w:spacing w:before="0" w:after="40"/>
-        <w:ind w:left="403"/>
-      </w:pPr>
+        <w:t xml:space="preserve">- </w:t>
+      </w:r>
       <w:r>
         <w:rPr>
           <w:rFonts w:ascii="맑은 고딕" w:hAnsi="맑은 고딕" w:eastAsia="맑은 고딕"/>
           <w:b w:val="0"/>
           <w:sz w:val="20"/>
         </w:rPr>
-        <w:t>- 데이터가 끝까지 전달되는지 확인할 것. Primary 에 행을 넣고 Standby 에서 조회할 것</w:t>
-      </w:r>
-    </w:p>
-    <w:p>
-      <w:pPr>
-        <w:spacing w:before="0" w:after="40"/>
-        <w:ind w:left="403"/>
-      </w:pPr>
+        <w:t xml:space="preserve">세 노드에서 각각</w:t>
+      </w:r>
       <w:r>
         <w:rPr>
           <w:rFonts w:ascii="맑은 고딕" w:hAnsi="맑은 고딕" w:eastAsia="맑은 고딕"/>
           <w:b w:val="0"/>
           <w:sz w:val="20"/>
         </w:rPr>
-        <w:t>- **Maximum Protection 으로는 올리지 말 것.** 이 구성에서도 그 모드가 위험한지 판정하고 근거를 밝힐 것</w:t>
+        <w:t xml:space="preserve"> </w:t>
+      </w:r>
+      <w:r>
+        <w:rPr>
+          <w:rFonts w:ascii="Consolas" w:hAnsi="Consolas" w:eastAsia="맑은 고딕"/>
+          <w:b w:val="0"/>
+          <w:sz w:val="20"/>
+        </w:rPr>
+        <w:t xml:space="preserve">PROTECTION_MODE</w:t>
+      </w:r>
+      <w:r>
+        <w:rPr>
+          <w:rFonts w:ascii="맑은 고딕" w:hAnsi="맑은 고딕" w:eastAsia="맑은 고딕"/>
+          <w:b w:val="0"/>
+          <w:sz w:val="20"/>
+        </w:rPr>
+        <w:t xml:space="preserve"> 와 </w:t>
+      </w:r>
+      <w:r>
+        <w:rPr>
+          <w:rFonts w:ascii="Consolas" w:hAnsi="Consolas" w:eastAsia="맑은 고딕"/>
+          <w:b w:val="0"/>
+          <w:sz w:val="20"/>
+        </w:rPr>
+        <w:t xml:space="preserve">PROTECTION_LEVEL</w:t>
+      </w:r>
+      <w:r>
+        <w:rPr>
+          <w:rFonts w:ascii="맑은 고딕" w:hAnsi="맑은 고딕" w:eastAsia="맑은 고딕"/>
+          <w:b w:val="0"/>
+          <w:sz w:val="20"/>
+        </w:rPr>
+        <w:t xml:space="preserve"> 을 조회할 것. 값이 다른 노드가 있다면 지목할 것</w:t>
+      </w:r>
+    </w:p>
+    <w:p>
+      <w:pPr>
+        <w:spacing w:before="0" w:after="40"/>
+        <w:ind w:left="403"/>
+      </w:pPr>
+      <w:r>
+        <w:rPr>
+          <w:rFonts w:ascii="맑은 고딕" w:hAnsi="맑은 고딕" w:eastAsia="맑은 고딕"/>
+          <w:b w:val="0"/>
+          <w:sz w:val="20"/>
+        </w:rPr>
+        <w:t xml:space="preserve">- 그 차이가 생기는 이유를 </w:t>
+      </w:r>
+      <w:r>
+        <w:rPr>
+          <w:rFonts w:ascii="맑은 고딕" w:hAnsi="맑은 고딕" w:eastAsia="맑은 고딕"/>
+          <w:b w:val="0"/>
+          <w:sz w:val="20"/>
+        </w:rPr>
+        <w:t xml:space="preserve">동기 보장 구간</w:t>
+      </w:r>
+      <w:r>
+        <w:rPr>
+          <w:rFonts w:ascii="맑은 고딕" w:hAnsi="맑은 고딕" w:eastAsia="맑은 고딕"/>
+          <w:b w:val="0"/>
+          <w:sz w:val="20"/>
+        </w:rPr>
+        <w:t xml:space="preserve">으로 설명할 것</w:t>
+      </w:r>
+    </w:p>
+    <w:p>
+      <w:pPr>
+        <w:spacing w:before="0" w:after="40"/>
+        <w:ind w:left="403"/>
+      </w:pPr>
+      <w:r>
+        <w:rPr>
+          <w:rFonts w:ascii="맑은 고딕" w:hAnsi="맑은 고딕" w:eastAsia="맑은 고딕"/>
+          <w:b w:val="0"/>
+          <w:sz w:val="20"/>
+        </w:rPr>
+        <w:t>- 데이터가 끝까지 전달되는지 확인할 것. Primary 에 행을 넣고 Standby 에서 조회할 것</w:t>
+      </w:r>
+    </w:p>
+    <w:p>
+      <w:pPr>
+        <w:spacing w:before="0" w:after="40"/>
+        <w:ind w:left="403"/>
+      </w:pPr>
+      <w:r>
+        <w:rPr>
+          <w:rFonts w:ascii="맑은 고딕" w:hAnsi="맑은 고딕" w:eastAsia="맑은 고딕"/>
+          <w:b w:val="0"/>
+          <w:sz w:val="20"/>
+        </w:rPr>
+        <w:t xml:space="preserve">- </w:t>
+      </w:r>
+      <w:r>
+        <w:rPr>
+          <w:rFonts w:ascii="맑은 고딕" w:hAnsi="맑은 고딕" w:eastAsia="맑은 고딕"/>
+          <w:b w:val="0"/>
+          <w:sz w:val="20"/>
+        </w:rPr>
+        <w:t xml:space="preserve">Maximum Protection 으로는 올리지 말 것.</w:t>
+      </w:r>
+      <w:r>
+        <w:rPr>
+          <w:rFonts w:ascii="맑은 고딕" w:hAnsi="맑은 고딕" w:eastAsia="맑은 고딕"/>
+          <w:b w:val="0"/>
+          <w:sz w:val="20"/>
+        </w:rPr>
+        <w:t xml:space="preserve"> 이 구성에서도 그 모드가 위험한지 판정하고 근거를 밝힐 것</w:t>
       </w:r>
     </w:p>
     <w:p>
@@ -2913,34 +4041,50 @@
           <w:b w:val="0"/>
           <w:sz w:val="20"/>
         </w:rPr>
-        <w:t>- Far Sync 에서 적용(MRP)을 시도할 것. **오류 번호를 기록**하고, 그 번호가 이 과정에서 몇 번째로 나오는지 밝힐 것</w:t>
-      </w:r>
-    </w:p>
-    <w:p>
-      <w:pPr>
-        <w:spacing w:before="0" w:after="40"/>
-        <w:ind w:left="403"/>
-      </w:pPr>
+        <w:t xml:space="preserve">- Far Sync 에서 적용(MRP)을 시도할 것. </w:t>
+      </w:r>
       <w:r>
         <w:rPr>
           <w:rFonts w:ascii="맑은 고딕" w:hAnsi="맑은 고딕" w:eastAsia="맑은 고딕"/>
           <w:b w:val="0"/>
           <w:sz w:val="20"/>
         </w:rPr>
-        <w:t>- Far Sync 가 하는 일과 하지 않는 일을 표로 정리할 것</w:t>
-      </w:r>
-    </w:p>
-    <w:p>
-      <w:pPr>
-        <w:spacing w:before="0" w:after="40"/>
-        <w:ind w:left="403"/>
-      </w:pPr>
+        <w:t xml:space="preserve">오류 번호를 기록</w:t>
+      </w:r>
       <w:r>
         <w:rPr>
           <w:rFonts w:ascii="맑은 고딕" w:hAnsi="맑은 고딕" w:eastAsia="맑은 고딕"/>
           <w:b w:val="0"/>
           <w:sz w:val="20"/>
         </w:rPr>
+        <w:t xml:space="preserve">하고, 그 번호가 이 과정에서 몇 번째로 나오는지 밝힐 것</w:t>
+      </w:r>
+    </w:p>
+    <w:p>
+      <w:pPr>
+        <w:spacing w:before="0" w:after="40"/>
+        <w:ind w:left="403"/>
+      </w:pPr>
+      <w:r>
+        <w:rPr>
+          <w:rFonts w:ascii="맑은 고딕" w:hAnsi="맑은 고딕" w:eastAsia="맑은 고딕"/>
+          <w:b w:val="0"/>
+          <w:sz w:val="20"/>
+        </w:rPr>
+        <w:t>- Far Sync 가 하는 일과 하지 않는 일을 표로 정리할 것</w:t>
+      </w:r>
+    </w:p>
+    <w:p>
+      <w:pPr>
+        <w:spacing w:before="0" w:after="40"/>
+        <w:ind w:left="403"/>
+      </w:pPr>
+      <w:r>
+        <w:rPr>
+          <w:rFonts w:ascii="맑은 고딕" w:hAnsi="맑은 고딕" w:eastAsia="맑은 고딕"/>
+          <w:b w:val="0"/>
+          <w:sz w:val="20"/>
+        </w:rPr>
         <w:t>- 이 구조가 Standby 대신 Far Sync 를 원거리에 두는 이유를 설명할 것</w:t>
       </w:r>
     </w:p>
@@ -2968,21 +4112,23 @@
           <w:b w:val="0"/>
           <w:sz w:val="20"/>
         </w:rPr>
-        <w:t>- Far Sync 의 전달 목적지 설정을 조회해 `VALID_FOR` 값을 확인할 것</w:t>
-      </w:r>
-    </w:p>
-    <w:p>
-      <w:pPr>
-        <w:spacing w:before="0" w:after="40"/>
-        <w:ind w:left="403"/>
-      </w:pPr>
+        <w:t xml:space="preserve">- Far Sync 의 전달 목적지 설정을 조회해 </w:t>
+      </w:r>
+      <w:r>
+        <w:rPr>
+          <w:rFonts w:ascii="Consolas" w:hAnsi="Consolas" w:eastAsia="맑은 고딕"/>
+          <w:b w:val="0"/>
+          <w:sz w:val="20"/>
+        </w:rPr>
+        <w:t xml:space="preserve">VALID_FOR</w:t>
+      </w:r>
       <w:r>
         <w:rPr>
           <w:rFonts w:ascii="맑은 고딕" w:hAnsi="맑은 고딕" w:eastAsia="맑은 고딕"/>
           <w:b w:val="0"/>
           <w:sz w:val="20"/>
         </w:rPr>
-        <w:t>- Far Sync 와 Cascading Standby 의 차이를 표로 정리할 것 — 전달 주체·데이터 보유·용도</w:t>
+        <w:t xml:space="preserve"> 값을 확인할 것</w:t>
       </w:r>
     </w:p>
     <w:p>
@@ -2996,7 +4142,7 @@
           <w:b w:val="0"/>
           <w:sz w:val="20"/>
         </w:rPr>
-        <w:t>- Standby 에 계단식 목적지를 만들어 볼 것. `SYNC` 로 주면 어떻게 되는지 확인할 것</w:t>
+        <w:t>- Far Sync 와 Cascading Standby 의 차이를 표로 정리할 것 — 전달 주체·데이터 보유·용도</w:t>
       </w:r>
     </w:p>
     <w:p>
@@ -3010,20 +4156,106 @@
           <w:b w:val="0"/>
           <w:sz w:val="20"/>
         </w:rPr>
-        <w:t>- **`VALID_FOR` 를 잘못 준 경우를 재현할 것.** 명령이 거부되는지 확인하고, `STATUS` 와 `VALID_NOW` 두 열의 값을 함께 제시할 것</w:t>
-      </w:r>
-    </w:p>
-    <w:p>
-      <w:pPr>
-        <w:spacing w:before="0" w:after="40"/>
-        <w:ind w:left="403"/>
-      </w:pPr>
+        <w:t xml:space="preserve">- Standby 에 계단식 목적지를 만들어 볼 것. </w:t>
+      </w:r>
+      <w:r>
+        <w:rPr>
+          <w:rFonts w:ascii="Consolas" w:hAnsi="Consolas" w:eastAsia="맑은 고딕"/>
+          <w:b w:val="0"/>
+          <w:sz w:val="20"/>
+        </w:rPr>
+        <w:t xml:space="preserve">SYNC</w:t>
+      </w:r>
       <w:r>
         <w:rPr>
           <w:rFonts w:ascii="맑은 고딕" w:hAnsi="맑은 고딕" w:eastAsia="맑은 고딕"/>
           <w:b w:val="0"/>
           <w:sz w:val="20"/>
         </w:rPr>
+        <w:t xml:space="preserve"> 로 주면 어떻게 되는지 확인할 것</w:t>
+      </w:r>
+    </w:p>
+    <w:p>
+      <w:pPr>
+        <w:spacing w:before="0" w:after="40"/>
+        <w:ind w:left="403"/>
+      </w:pPr>
+      <w:r>
+        <w:rPr>
+          <w:rFonts w:ascii="맑은 고딕" w:hAnsi="맑은 고딕" w:eastAsia="맑은 고딕"/>
+          <w:b w:val="0"/>
+          <w:sz w:val="20"/>
+        </w:rPr>
+        <w:t xml:space="preserve">- </w:t>
+      </w:r>
+      <w:r>
+        <w:rPr>
+          <w:rFonts w:ascii="Consolas" w:hAnsi="Consolas" w:eastAsia="맑은 고딕"/>
+          <w:b w:val="0"/>
+          <w:sz w:val="20"/>
+        </w:rPr>
+        <w:t xml:space="preserve">VALID_FOR</w:t>
+      </w:r>
+      <w:r>
+        <w:rPr>
+          <w:rFonts w:ascii="맑은 고딕" w:hAnsi="맑은 고딕" w:eastAsia="맑은 고딕"/>
+          <w:b w:val="0"/>
+          <w:sz w:val="20"/>
+        </w:rPr>
+        <w:t xml:space="preserve"> 를 잘못 준 경우를 재현할 것.</w:t>
+      </w:r>
+      <w:r>
+        <w:rPr>
+          <w:rFonts w:ascii="맑은 고딕" w:hAnsi="맑은 고딕" w:eastAsia="맑은 고딕"/>
+          <w:b w:val="0"/>
+          <w:sz w:val="20"/>
+        </w:rPr>
+        <w:t xml:space="preserve"> 명령이 거부되는지 확인하고, </w:t>
+      </w:r>
+      <w:r>
+        <w:rPr>
+          <w:rFonts w:ascii="Consolas" w:hAnsi="Consolas" w:eastAsia="맑은 고딕"/>
+          <w:b w:val="0"/>
+          <w:sz w:val="20"/>
+        </w:rPr>
+        <w:t xml:space="preserve">STATUS</w:t>
+      </w:r>
+      <w:r>
+        <w:rPr>
+          <w:rFonts w:ascii="맑은 고딕" w:hAnsi="맑은 고딕" w:eastAsia="맑은 고딕"/>
+          <w:b w:val="0"/>
+          <w:sz w:val="20"/>
+        </w:rPr>
+        <w:t xml:space="preserve"> 와 </w:t>
+      </w:r>
+      <w:r>
+        <w:rPr>
+          <w:rFonts w:ascii="Consolas" w:hAnsi="Consolas" w:eastAsia="맑은 고딕"/>
+          <w:b w:val="0"/>
+          <w:sz w:val="20"/>
+        </w:rPr>
+        <w:t xml:space="preserve">VALID_NOW</w:t>
+      </w:r>
+      <w:r>
+        <w:rPr>
+          <w:rFonts w:ascii="맑은 고딕" w:hAnsi="맑은 고딕" w:eastAsia="맑은 고딕"/>
+          <w:b w:val="0"/>
+          <w:sz w:val="20"/>
+        </w:rPr>
+        <w:t xml:space="preserve"> 두 열의 값을 함께 제시할 것</w:t>
+      </w:r>
+    </w:p>
+    <w:p>
+      <w:pPr>
+        <w:spacing w:before="0" w:after="40"/>
+        <w:ind w:left="403"/>
+      </w:pPr>
+      <w:r>
+        <w:rPr>
+          <w:rFonts w:ascii="맑은 고딕" w:hAnsi="맑은 고딕" w:eastAsia="맑은 고딕"/>
+          <w:b w:val="0"/>
+          <w:sz w:val="20"/>
+        </w:rPr>
         <w:t>- 이 조합이 왜 함정인지 서술하고, 계단식 구성이 동작하지 않을 때 가장 먼저 볼 열을 지목할 것</w:t>
       </w:r>
     </w:p>
@@ -3107,7 +4339,23 @@
           <w:b w:val="0"/>
           <w:sz w:val="20"/>
         </w:rPr>
-        <w:t>- 이 시험에서 다룬 기능 가운데 **ADG 옵션이 있어야 하는 것과 없어도 되는 것**을 구분해 표로 정리할 것</w:t>
+        <w:t xml:space="preserve">- 이 시험에서 다룬 기능 가운데 </w:t>
+      </w:r>
+      <w:r>
+        <w:rPr>
+          <w:rFonts w:ascii="맑은 고딕" w:hAnsi="맑은 고딕" w:eastAsia="맑은 고딕"/>
+          <w:b w:val="0"/>
+          <w:sz w:val="20"/>
+        </w:rPr>
+        <w:t xml:space="preserve">ADG 옵션이 있어야 하는 것과 없어도 되는 것</w:t>
+      </w:r>
+      <w:r>
+        <w:rPr>
+          <w:rFonts w:ascii="맑은 고딕" w:hAnsi="맑은 고딕" w:eastAsia="맑은 고딕"/>
+          <w:b w:val="0"/>
+          <w:sz w:val="20"/>
+        </w:rPr>
+        <w:t xml:space="preserve">을 구분해 표로 정리할 것</w:t>
       </w:r>
     </w:p>
     <w:p>
@@ -3327,11 +4575,27 @@
             </w:pPr>
             <w:r>
               <w:rPr>
+                <w:rFonts w:ascii="Consolas" w:hAnsi="Consolas" w:eastAsia="맑은 고딕"/>
+                <w:b w:val="0"/>
+                <w:sz w:val="19"/>
+              </w:rPr>
+              <w:t xml:space="preserve">SYS</w:t>
+            </w:r>
+            <w:r>
+              <w:rPr>
                 <w:rFonts w:ascii="맑은 고딕" w:hAnsi="맑은 고딕" w:eastAsia="맑은 고딕"/>
                 <w:b w:val="0"/>
                 <w:sz w:val="19"/>
               </w:rPr>
-              <w:t>**`SYS` 로 수행해야 할 과제와 일반 사용자로 수행해야 할 과제를 바꿔 수행한 경우** 해당 과제 0점</w:t>
+              <w:t xml:space="preserve"> 로 수행해야 할 과제와 일반 사용자로 수행해야 할 과제를 바꿔 수행한 경우</w:t>
+            </w:r>
+            <w:r>
+              <w:rPr>
+                <w:rFonts w:ascii="맑은 고딕" w:hAnsi="맑은 고딕" w:eastAsia="맑은 고딕"/>
+                <w:b w:val="0"/>
+                <w:sz w:val="19"/>
+              </w:rPr>
+              <w:t xml:space="preserve"> 해당 과제 0점</w:t>
             </w:r>
           </w:p>
         </w:tc>
@@ -3564,6 +4828,8 @@
     </w:tbl>
     <w:p/>
     <w:sectPr>
+      <w:headerReference w:type="default" r:id="rId9"/>
+      <w:footerReference w:type="default" r:id="rId10"/>
       <w:pgSz w:w="12240" w:h="15840"/>
       <w:pgMar w:top="1440" w:right="1584" w:bottom="1440" w:left="1584" w:header="720" w:footer="720" w:gutter="0"/>
       <w:cols w:space="720"/>
@@ -3571,6 +4837,26 @@
     </w:sectPr>
   </w:body>
 </w:document>
+</file>
+
+<file path=word/footer1.xml><?xml version="1.0" encoding="utf-8"?>
+<w:ftr xmlns:m="http://schemas.openxmlformats.org/officeDocument/2006/math" xmlns:mc="http://schemas.openxmlformats.org/markup-compatibility/2006" xmlns:mo="http://schemas.microsoft.com/office/mac/office/2008/main" xmlns:mv="urn:schemas-microsoft-com:mac:vml" xmlns:o="urn:schemas-microsoft-com:office:office" xmlns:r="http://schemas.openxmlformats.org/officeDocument/2006/relationships" xmlns:v="urn:schemas-microsoft-com:vml" xmlns:w10="urn:schemas-microsoft-com:office:word" xmlns:w14="http://schemas.microsoft.com/office/word/2010/wordml" xmlns:w="http://schemas.openxmlformats.org/wordprocessingml/2006/main" xmlns:wne="http://schemas.microsoft.com/office/word/2006/wordml" xmlns:wp14="http://schemas.microsoft.com/office/word/2010/wordprocessingDrawing" xmlns:wp="http://schemas.openxmlformats.org/drawingml/2006/wordprocessingDrawing" xmlns:wpc="http://schemas.microsoft.com/office/word/2010/wordprocessingCanvas" xmlns:wpg="http://schemas.microsoft.com/office/word/2010/wordprocessingGroup" xmlns:wpi="http://schemas.microsoft.com/office/word/2010/wordprocessingInk" xmlns:wps="http://schemas.microsoft.com/office/word/2010/wordprocessingShape" mc:Ignorable="w14 wp14">
+  <w:p>
+    <w:pPr>
+      <w:pStyle w:val="Footer"/>
+    </w:pPr>
+  </w:p>
+</w:ftr>
+</file>
+
+<file path=word/header1.xml><?xml version="1.0" encoding="utf-8"?>
+<w:hdr xmlns:m="http://schemas.openxmlformats.org/officeDocument/2006/math" xmlns:mc="http://schemas.openxmlformats.org/markup-compatibility/2006" xmlns:mo="http://schemas.microsoft.com/office/mac/office/2008/main" xmlns:mv="urn:schemas-microsoft-com:mac:vml" xmlns:o="urn:schemas-microsoft-com:office:office" xmlns:r="http://schemas.openxmlformats.org/officeDocument/2006/relationships" xmlns:v="urn:schemas-microsoft-com:vml" xmlns:w10="urn:schemas-microsoft-com:office:word" xmlns:w14="http://schemas.microsoft.com/office/word/2010/wordml" xmlns:w="http://schemas.openxmlformats.org/wordprocessingml/2006/main" xmlns:wne="http://schemas.microsoft.com/office/word/2006/wordml" xmlns:wp14="http://schemas.microsoft.com/office/word/2010/wordprocessingDrawing" xmlns:wp="http://schemas.openxmlformats.org/drawingml/2006/wordprocessingDrawing" xmlns:wpc="http://schemas.microsoft.com/office/word/2010/wordprocessingCanvas" xmlns:wpg="http://schemas.microsoft.com/office/word/2010/wordprocessingGroup" xmlns:wpi="http://schemas.microsoft.com/office/word/2010/wordprocessingInk" xmlns:wps="http://schemas.microsoft.com/office/word/2010/wordprocessingShape" mc:Ignorable="w14 wp14">
+  <w:p>
+    <w:pPr>
+      <w:pStyle w:val="Header"/>
+    </w:pPr>
+  </w:p>
+</w:hdr>
 </file>
 
 <file path=word/numbering.xml><?xml version="1.0" encoding="utf-8"?>
